--- a/03_output/3b_pday_exp_rank/Most Exposed ADM2.docx
+++ b/03_output/3b_pday_exp_rank/Most Exposed ADM2.docx
@@ -1412,6 +1412,14 @@
               </w:rPr>
               <w:t>38.4</w:t>
             </w:r>
+            <w:r>
+              <w:rPr>
+                <w:rFonts w:ascii="Lucida Grande" w:hAnsi="Lucida Grande" w:cs="Lucida Grande"/>
+                <w:sz w:val="16"/>
+                <w:szCs w:val="16"/>
+              </w:rPr>
+              <w:t xml:space="preserve"> ()</w:t>
+            </w:r>
           </w:p>
         </w:tc>
         <w:tc>
@@ -1573,6 +1581,14 @@
                 <w:szCs w:val="16"/>
               </w:rPr>
               <w:t>1</w:t>
+            </w:r>
+            <w:r>
+              <w:rPr>
+                <w:rFonts w:ascii="Lucida Grande" w:hAnsi="Lucida Grande" w:cs="Lucida Grande"/>
+                <w:sz w:val="16"/>
+                <w:szCs w:val="16"/>
+              </w:rPr>
+              <w:t xml:space="preserve"> (High)</w:t>
             </w:r>
           </w:p>
         </w:tc>
@@ -2070,6 +2086,14 @@
               </w:rPr>
               <w:t>56.8</w:t>
             </w:r>
+            <w:r>
+              <w:rPr>
+                <w:rFonts w:ascii="Lucida Grande" w:hAnsi="Lucida Grande" w:cs="Lucida Grande"/>
+                <w:sz w:val="16"/>
+                <w:szCs w:val="16"/>
+              </w:rPr>
+              <w:t xml:space="preserve"> (High)</w:t>
+            </w:r>
           </w:p>
         </w:tc>
         <w:tc>
@@ -2266,6 +2290,14 @@
               </w:rPr>
               <w:t>2.0</w:t>
             </w:r>
+            <w:r>
+              <w:rPr>
+                <w:rFonts w:ascii="Lucida Grande" w:hAnsi="Lucida Grande" w:cs="Lucida Grande"/>
+                <w:sz w:val="16"/>
+                <w:szCs w:val="16"/>
+              </w:rPr>
+              <w:t xml:space="preserve"> (Low)</w:t>
+            </w:r>
           </w:p>
         </w:tc>
         <w:tc>
@@ -2454,6 +2486,14 @@
               </w:rPr>
               <w:t>8</w:t>
             </w:r>
+            <w:r>
+              <w:rPr>
+                <w:rFonts w:ascii="Lucida Grande" w:hAnsi="Lucida Grande" w:cs="Lucida Grande"/>
+                <w:sz w:val="16"/>
+                <w:szCs w:val="16"/>
+              </w:rPr>
+              <w:t xml:space="preserve"> (Medium low)</w:t>
+            </w:r>
           </w:p>
         </w:tc>
         <w:tc>
@@ -2642,6 +2682,14 @@
                 <w:szCs w:val="16"/>
               </w:rPr>
               <w:t>5</w:t>
+            </w:r>
+            <w:r>
+              <w:rPr>
+                <w:rFonts w:ascii="Lucida Grande" w:hAnsi="Lucida Grande" w:cs="Lucida Grande"/>
+                <w:sz w:val="16"/>
+                <w:szCs w:val="16"/>
+              </w:rPr>
+              <w:t xml:space="preserve"> (High)</w:t>
             </w:r>
           </w:p>
         </w:tc>
@@ -2711,25 +2759,7 @@
                 <w:sz w:val="17"/>
                 <w:szCs w:val="17"/>
               </w:rPr>
-              <w:t>964</w:t>
-            </w:r>
-            <w:r>
-              <w:rPr>
-                <w:rFonts w:ascii="Lucida Grande" w:hAnsi="Lucida Grande" w:cs="Lucida Grande"/>
-                <w:color w:val="000000"/>
-                <w:sz w:val="17"/>
-                <w:szCs w:val="17"/>
-              </w:rPr>
-              <w:t>,</w:t>
-            </w:r>
-            <w:r>
-              <w:rPr>
-                <w:rFonts w:ascii="Lucida Grande" w:hAnsi="Lucida Grande" w:cs="Lucida Grande"/>
-                <w:color w:val="000000"/>
-                <w:sz w:val="17"/>
-                <w:szCs w:val="17"/>
-              </w:rPr>
-              <w:t>151</w:t>
+              <w:t>964,151</w:t>
             </w:r>
           </w:p>
         </w:tc>
@@ -2796,6 +2826,14 @@
                 <w:szCs w:val="16"/>
               </w:rPr>
               <w:t>20.5</w:t>
+            </w:r>
+            <w:r>
+              <w:rPr>
+                <w:rFonts w:ascii="Lucida Grande" w:hAnsi="Lucida Grande" w:cs="Lucida Grande"/>
+                <w:sz w:val="16"/>
+                <w:szCs w:val="16"/>
+              </w:rPr>
+              <w:t xml:space="preserve"> (Medium-low)</w:t>
             </w:r>
           </w:p>
         </w:tc>
@@ -2971,6 +3009,14 @@
               </w:rPr>
               <w:t>3</w:t>
             </w:r>
+            <w:r>
+              <w:rPr>
+                <w:rFonts w:ascii="Lucida Grande" w:hAnsi="Lucida Grande" w:cs="Lucida Grande"/>
+                <w:sz w:val="16"/>
+                <w:szCs w:val="16"/>
+              </w:rPr>
+              <w:t xml:space="preserve"> (Medium-high)</w:t>
+            </w:r>
           </w:p>
         </w:tc>
         <w:tc>
@@ -3158,6 +3204,14 @@
                 <w:szCs w:val="16"/>
               </w:rPr>
               <w:t>7</w:t>
+            </w:r>
+            <w:r>
+              <w:rPr>
+                <w:rFonts w:ascii="Lucida Grande" w:hAnsi="Lucida Grande" w:cs="Lucida Grande"/>
+                <w:sz w:val="16"/>
+                <w:szCs w:val="16"/>
+              </w:rPr>
+              <w:t xml:space="preserve"> </w:t>
             </w:r>
           </w:p>
         </w:tc>
@@ -3716,6 +3770,3470 @@
       </w:tr>
     </w:tbl>
     <w:p/>
+    <w:p>
+      <w:r>
+        <w:t xml:space="preserve">GRDI Quantiles: </w:t>
+      </w:r>
+      <w:r>
+        <w:t>18.63296</w:t>
+      </w:r>
+      <w:r>
+        <w:t xml:space="preserve">, </w:t>
+      </w:r>
+      <w:r>
+        <w:t>33.49998</w:t>
+      </w:r>
+      <w:r>
+        <w:t xml:space="preserve">, </w:t>
+      </w:r>
+      <w:r>
+        <w:t>48.36098</w:t>
+      </w:r>
+    </w:p>
+    <w:tbl>
+      <w:tblPr>
+        <w:tblStyle w:val="TableGrid"/>
+        <w:tblW w:w="5775" w:type="dxa"/>
+        <w:tblInd w:w="-5" w:type="dxa"/>
+        <w:tblLayout w:type="fixed"/>
+        <w:tblLook w:val="04A0" w:firstRow="1" w:lastRow="0" w:firstColumn="1" w:lastColumn="0" w:noHBand="0" w:noVBand="1"/>
+      </w:tblPr>
+      <w:tblGrid>
+        <w:gridCol w:w="590"/>
+        <w:gridCol w:w="1037"/>
+        <w:gridCol w:w="1037"/>
+        <w:gridCol w:w="1037"/>
+        <w:gridCol w:w="1037"/>
+        <w:gridCol w:w="1037"/>
+      </w:tblGrid>
+      <w:tr>
+        <w:trPr>
+          <w:trHeight w:val="403"/>
+        </w:trPr>
+        <w:tc>
+          <w:tcPr>
+            <w:tcW w:w="590" w:type="dxa"/>
+            <w:vAlign w:val="center"/>
+          </w:tcPr>
+          <w:p>
+            <w:pPr>
+              <w:jc w:val="center"/>
+              <w:rPr>
+                <w:rFonts w:ascii="Times New Roman" w:hAnsi="Times New Roman" w:cs="Times New Roman"/>
+                <w:b/>
+                <w:bCs/>
+                <w:sz w:val="16"/>
+                <w:szCs w:val="16"/>
+              </w:rPr>
+            </w:pPr>
+            <w:r>
+              <w:rPr>
+                <w:rFonts w:ascii="Times New Roman" w:hAnsi="Times New Roman" w:cs="Times New Roman"/>
+                <w:b/>
+                <w:bCs/>
+                <w:sz w:val="16"/>
+                <w:szCs w:val="16"/>
+              </w:rPr>
+              <w:lastRenderedPageBreak/>
+              <w:t>Rank</w:t>
+            </w:r>
+          </w:p>
+        </w:tc>
+        <w:tc>
+          <w:tcPr>
+            <w:tcW w:w="1037" w:type="dxa"/>
+            <w:vAlign w:val="center"/>
+          </w:tcPr>
+          <w:p>
+            <w:pPr>
+              <w:jc w:val="center"/>
+              <w:rPr>
+                <w:rFonts w:ascii="Times New Roman" w:hAnsi="Times New Roman" w:cs="Times New Roman"/>
+                <w:b/>
+                <w:bCs/>
+                <w:sz w:val="16"/>
+                <w:szCs w:val="16"/>
+              </w:rPr>
+            </w:pPr>
+            <w:r>
+              <w:rPr>
+                <w:rFonts w:ascii="Times New Roman" w:hAnsi="Times New Roman" w:cs="Times New Roman"/>
+                <w:b/>
+                <w:bCs/>
+                <w:sz w:val="16"/>
+                <w:szCs w:val="16"/>
+              </w:rPr>
+              <w:t>Area</w:t>
+            </w:r>
+          </w:p>
+        </w:tc>
+        <w:tc>
+          <w:tcPr>
+            <w:tcW w:w="1037" w:type="dxa"/>
+            <w:vAlign w:val="center"/>
+          </w:tcPr>
+          <w:p>
+            <w:pPr>
+              <w:jc w:val="center"/>
+              <w:rPr>
+                <w:rFonts w:ascii="Times New Roman" w:hAnsi="Times New Roman" w:cs="Times New Roman"/>
+                <w:b/>
+                <w:bCs/>
+                <w:sz w:val="16"/>
+                <w:szCs w:val="16"/>
+              </w:rPr>
+            </w:pPr>
+            <w:r>
+              <w:rPr>
+                <w:rFonts w:ascii="Times New Roman" w:hAnsi="Times New Roman" w:cs="Times New Roman"/>
+                <w:b/>
+                <w:bCs/>
+                <w:sz w:val="16"/>
+                <w:szCs w:val="16"/>
+              </w:rPr>
+              <w:t>Total person-day</w:t>
+            </w:r>
+          </w:p>
+        </w:tc>
+        <w:tc>
+          <w:tcPr>
+            <w:tcW w:w="1037" w:type="dxa"/>
+            <w:vAlign w:val="center"/>
+          </w:tcPr>
+          <w:p>
+            <w:pPr>
+              <w:jc w:val="center"/>
+              <w:rPr>
+                <w:rFonts w:ascii="Times New Roman" w:hAnsi="Times New Roman" w:cs="Times New Roman"/>
+                <w:b/>
+                <w:bCs/>
+                <w:sz w:val="16"/>
+                <w:szCs w:val="16"/>
+              </w:rPr>
+            </w:pPr>
+            <w:r>
+              <w:rPr>
+                <w:rFonts w:ascii="Times New Roman" w:hAnsi="Times New Roman" w:cs="Times New Roman"/>
+                <w:b/>
+                <w:bCs/>
+                <w:sz w:val="16"/>
+                <w:szCs w:val="16"/>
+              </w:rPr>
+              <w:t>Country / Territory</w:t>
+            </w:r>
+          </w:p>
+        </w:tc>
+        <w:tc>
+          <w:tcPr>
+            <w:tcW w:w="1037" w:type="dxa"/>
+            <w:vAlign w:val="center"/>
+          </w:tcPr>
+          <w:p>
+            <w:pPr>
+              <w:jc w:val="center"/>
+              <w:rPr>
+                <w:rFonts w:ascii="Times New Roman" w:hAnsi="Times New Roman" w:cs="Times New Roman"/>
+                <w:b/>
+                <w:bCs/>
+                <w:sz w:val="16"/>
+                <w:szCs w:val="16"/>
+              </w:rPr>
+            </w:pPr>
+            <w:r>
+              <w:rPr>
+                <w:rFonts w:ascii="Times New Roman" w:hAnsi="Times New Roman" w:cs="Times New Roman"/>
+                <w:b/>
+                <w:bCs/>
+                <w:sz w:val="16"/>
+                <w:szCs w:val="16"/>
+              </w:rPr>
+              <w:t>Region</w:t>
+            </w:r>
+          </w:p>
+        </w:tc>
+        <w:tc>
+          <w:tcPr>
+            <w:tcW w:w="1037" w:type="dxa"/>
+            <w:vAlign w:val="center"/>
+          </w:tcPr>
+          <w:p>
+            <w:pPr>
+              <w:jc w:val="center"/>
+              <w:rPr>
+                <w:rFonts w:ascii="Times New Roman" w:hAnsi="Times New Roman" w:cs="Times New Roman"/>
+                <w:b/>
+                <w:bCs/>
+                <w:sz w:val="16"/>
+                <w:szCs w:val="16"/>
+              </w:rPr>
+            </w:pPr>
+            <w:r>
+              <w:rPr>
+                <w:rFonts w:ascii="Times New Roman" w:hAnsi="Times New Roman" w:cs="Times New Roman"/>
+                <w:b/>
+                <w:bCs/>
+                <w:sz w:val="16"/>
+                <w:szCs w:val="16"/>
+              </w:rPr>
+              <w:t>Relative Deprivation</w:t>
+            </w:r>
+          </w:p>
+        </w:tc>
+      </w:tr>
+      <w:tr>
+        <w:trPr>
+          <w:trHeight w:hRule="exact" w:val="403"/>
+        </w:trPr>
+        <w:tc>
+          <w:tcPr>
+            <w:tcW w:w="590" w:type="dxa"/>
+            <w:vAlign w:val="center"/>
+          </w:tcPr>
+          <w:p>
+            <w:pPr>
+              <w:jc w:val="center"/>
+              <w:rPr>
+                <w:rFonts w:ascii="Times New Roman" w:hAnsi="Times New Roman" w:cs="Times New Roman"/>
+                <w:sz w:val="16"/>
+                <w:szCs w:val="16"/>
+              </w:rPr>
+            </w:pPr>
+            <w:r>
+              <w:rPr>
+                <w:rFonts w:ascii="Times New Roman" w:hAnsi="Times New Roman" w:cs="Times New Roman"/>
+                <w:sz w:val="16"/>
+                <w:szCs w:val="16"/>
+              </w:rPr>
+              <w:t>1</w:t>
+            </w:r>
+          </w:p>
+        </w:tc>
+        <w:tc>
+          <w:tcPr>
+            <w:tcW w:w="1037" w:type="dxa"/>
+            <w:vAlign w:val="center"/>
+          </w:tcPr>
+          <w:p>
+            <w:pPr>
+              <w:jc w:val="center"/>
+              <w:rPr>
+                <w:rFonts w:ascii="Times New Roman" w:hAnsi="Times New Roman" w:cs="Times New Roman"/>
+                <w:sz w:val="16"/>
+                <w:szCs w:val="16"/>
+              </w:rPr>
+            </w:pPr>
+            <w:r>
+              <w:rPr>
+                <w:rFonts w:ascii="Times New Roman" w:hAnsi="Times New Roman" w:cs="Times New Roman"/>
+                <w:sz w:val="16"/>
+                <w:szCs w:val="16"/>
+              </w:rPr>
+              <w:t>Shanghai</w:t>
+            </w:r>
+          </w:p>
+        </w:tc>
+        <w:tc>
+          <w:tcPr>
+            <w:tcW w:w="1037" w:type="dxa"/>
+            <w:vAlign w:val="center"/>
+          </w:tcPr>
+          <w:p>
+            <w:pPr>
+              <w:jc w:val="center"/>
+              <w:rPr>
+                <w:rFonts w:ascii="Times New Roman" w:hAnsi="Times New Roman" w:cs="Times New Roman"/>
+                <w:sz w:val="16"/>
+                <w:szCs w:val="16"/>
+              </w:rPr>
+            </w:pPr>
+            <w:r>
+              <w:rPr>
+                <w:rFonts w:ascii="Times New Roman" w:hAnsi="Times New Roman" w:cs="Times New Roman"/>
+                <w:color w:val="000000"/>
+                <w:sz w:val="16"/>
+                <w:szCs w:val="16"/>
+              </w:rPr>
+              <w:t>17,495,090</w:t>
+            </w:r>
+          </w:p>
+        </w:tc>
+        <w:tc>
+          <w:tcPr>
+            <w:tcW w:w="1037" w:type="dxa"/>
+            <w:vAlign w:val="center"/>
+          </w:tcPr>
+          <w:p>
+            <w:pPr>
+              <w:jc w:val="center"/>
+              <w:rPr>
+                <w:rFonts w:ascii="Times New Roman" w:hAnsi="Times New Roman" w:cs="Times New Roman"/>
+                <w:sz w:val="16"/>
+                <w:szCs w:val="16"/>
+              </w:rPr>
+            </w:pPr>
+            <w:r>
+              <w:rPr>
+                <w:rFonts w:ascii="Times New Roman" w:hAnsi="Times New Roman" w:cs="Times New Roman"/>
+                <w:sz w:val="16"/>
+                <w:szCs w:val="16"/>
+              </w:rPr>
+              <w:t>China</w:t>
+            </w:r>
+          </w:p>
+        </w:tc>
+        <w:tc>
+          <w:tcPr>
+            <w:tcW w:w="1037" w:type="dxa"/>
+            <w:vAlign w:val="center"/>
+          </w:tcPr>
+          <w:p>
+            <w:pPr>
+              <w:jc w:val="center"/>
+              <w:rPr>
+                <w:rFonts w:ascii="Times New Roman" w:hAnsi="Times New Roman" w:cs="Times New Roman"/>
+                <w:sz w:val="16"/>
+                <w:szCs w:val="16"/>
+              </w:rPr>
+            </w:pPr>
+            <w:r>
+              <w:rPr>
+                <w:rFonts w:ascii="Times New Roman" w:hAnsi="Times New Roman" w:cs="Times New Roman"/>
+                <w:sz w:val="16"/>
+                <w:szCs w:val="16"/>
+              </w:rPr>
+              <w:t>Western Pacific</w:t>
+            </w:r>
+          </w:p>
+        </w:tc>
+        <w:tc>
+          <w:tcPr>
+            <w:tcW w:w="1037" w:type="dxa"/>
+            <w:vAlign w:val="center"/>
+          </w:tcPr>
+          <w:p>
+            <w:pPr>
+              <w:jc w:val="center"/>
+              <w:rPr>
+                <w:rFonts w:ascii="Times New Roman" w:hAnsi="Times New Roman" w:cs="Times New Roman"/>
+                <w:sz w:val="16"/>
+                <w:szCs w:val="16"/>
+              </w:rPr>
+            </w:pPr>
+            <w:r>
+              <w:rPr>
+                <w:rFonts w:ascii="Times New Roman" w:hAnsi="Times New Roman" w:cs="Times New Roman"/>
+                <w:sz w:val="16"/>
+                <w:szCs w:val="16"/>
+              </w:rPr>
+              <w:t>Low</w:t>
+            </w:r>
+          </w:p>
+        </w:tc>
+      </w:tr>
+      <w:tr>
+        <w:trPr>
+          <w:trHeight w:hRule="exact" w:val="403"/>
+        </w:trPr>
+        <w:tc>
+          <w:tcPr>
+            <w:tcW w:w="590" w:type="dxa"/>
+            <w:vAlign w:val="center"/>
+          </w:tcPr>
+          <w:p>
+            <w:pPr>
+              <w:jc w:val="center"/>
+              <w:rPr>
+                <w:rFonts w:ascii="Times New Roman" w:hAnsi="Times New Roman" w:cs="Times New Roman"/>
+                <w:sz w:val="16"/>
+                <w:szCs w:val="16"/>
+              </w:rPr>
+            </w:pPr>
+            <w:r>
+              <w:rPr>
+                <w:rFonts w:ascii="Times New Roman" w:hAnsi="Times New Roman" w:cs="Times New Roman"/>
+                <w:sz w:val="16"/>
+                <w:szCs w:val="16"/>
+              </w:rPr>
+              <w:t>2</w:t>
+            </w:r>
+          </w:p>
+        </w:tc>
+        <w:tc>
+          <w:tcPr>
+            <w:tcW w:w="1037" w:type="dxa"/>
+            <w:vAlign w:val="center"/>
+          </w:tcPr>
+          <w:p>
+            <w:pPr>
+              <w:jc w:val="center"/>
+              <w:rPr>
+                <w:rFonts w:ascii="Times New Roman" w:hAnsi="Times New Roman" w:cs="Times New Roman"/>
+                <w:sz w:val="16"/>
+                <w:szCs w:val="16"/>
+              </w:rPr>
+            </w:pPr>
+            <w:r>
+              <w:rPr>
+                <w:rFonts w:ascii="Times New Roman" w:hAnsi="Times New Roman" w:cs="Times New Roman"/>
+                <w:sz w:val="16"/>
+                <w:szCs w:val="16"/>
+              </w:rPr>
+              <w:t>Dhaka</w:t>
+            </w:r>
+          </w:p>
+        </w:tc>
+        <w:tc>
+          <w:tcPr>
+            <w:tcW w:w="1037" w:type="dxa"/>
+            <w:vAlign w:val="center"/>
+          </w:tcPr>
+          <w:p>
+            <w:pPr>
+              <w:jc w:val="center"/>
+              <w:rPr>
+                <w:rFonts w:ascii="Times New Roman" w:hAnsi="Times New Roman" w:cs="Times New Roman"/>
+                <w:sz w:val="16"/>
+                <w:szCs w:val="16"/>
+              </w:rPr>
+            </w:pPr>
+            <w:r>
+              <w:rPr>
+                <w:rFonts w:ascii="Times New Roman" w:hAnsi="Times New Roman" w:cs="Times New Roman"/>
+                <w:sz w:val="16"/>
+                <w:szCs w:val="16"/>
+              </w:rPr>
+              <w:t>16,282,930</w:t>
+            </w:r>
+          </w:p>
+        </w:tc>
+        <w:tc>
+          <w:tcPr>
+            <w:tcW w:w="1037" w:type="dxa"/>
+            <w:vAlign w:val="center"/>
+          </w:tcPr>
+          <w:p>
+            <w:pPr>
+              <w:jc w:val="center"/>
+              <w:rPr>
+                <w:rFonts w:ascii="Times New Roman" w:hAnsi="Times New Roman" w:cs="Times New Roman"/>
+                <w:sz w:val="16"/>
+                <w:szCs w:val="16"/>
+              </w:rPr>
+            </w:pPr>
+            <w:r>
+              <w:rPr>
+                <w:rFonts w:ascii="Times New Roman" w:hAnsi="Times New Roman" w:cs="Times New Roman"/>
+                <w:sz w:val="16"/>
+                <w:szCs w:val="16"/>
+              </w:rPr>
+              <w:t>Bangladesh</w:t>
+            </w:r>
+          </w:p>
+        </w:tc>
+        <w:tc>
+          <w:tcPr>
+            <w:tcW w:w="1037" w:type="dxa"/>
+            <w:vAlign w:val="center"/>
+          </w:tcPr>
+          <w:p>
+            <w:pPr>
+              <w:jc w:val="center"/>
+              <w:rPr>
+                <w:rFonts w:ascii="Times New Roman" w:hAnsi="Times New Roman" w:cs="Times New Roman"/>
+                <w:sz w:val="16"/>
+                <w:szCs w:val="16"/>
+              </w:rPr>
+            </w:pPr>
+            <w:r>
+              <w:rPr>
+                <w:rFonts w:ascii="Times New Roman" w:hAnsi="Times New Roman" w:cs="Times New Roman"/>
+                <w:sz w:val="16"/>
+                <w:szCs w:val="16"/>
+              </w:rPr>
+              <w:t>South-East Asia</w:t>
+            </w:r>
+          </w:p>
+        </w:tc>
+        <w:tc>
+          <w:tcPr>
+            <w:tcW w:w="1037" w:type="dxa"/>
+            <w:vAlign w:val="center"/>
+          </w:tcPr>
+          <w:p>
+            <w:pPr>
+              <w:jc w:val="center"/>
+              <w:rPr>
+                <w:rFonts w:ascii="Times New Roman" w:hAnsi="Times New Roman" w:cs="Times New Roman"/>
+                <w:sz w:val="16"/>
+                <w:szCs w:val="16"/>
+              </w:rPr>
+            </w:pPr>
+            <w:r>
+              <w:rPr>
+                <w:rFonts w:ascii="Times New Roman" w:hAnsi="Times New Roman" w:cs="Times New Roman"/>
+                <w:sz w:val="16"/>
+                <w:szCs w:val="16"/>
+              </w:rPr>
+              <w:t>Low-Medium</w:t>
+            </w:r>
+          </w:p>
+        </w:tc>
+      </w:tr>
+      <w:tr>
+        <w:trPr>
+          <w:trHeight w:hRule="exact" w:val="403"/>
+        </w:trPr>
+        <w:tc>
+          <w:tcPr>
+            <w:tcW w:w="590" w:type="dxa"/>
+            <w:vAlign w:val="center"/>
+          </w:tcPr>
+          <w:p>
+            <w:pPr>
+              <w:jc w:val="center"/>
+              <w:rPr>
+                <w:rFonts w:ascii="Times New Roman" w:hAnsi="Times New Roman" w:cs="Times New Roman"/>
+                <w:sz w:val="16"/>
+                <w:szCs w:val="16"/>
+              </w:rPr>
+            </w:pPr>
+            <w:r>
+              <w:rPr>
+                <w:rFonts w:ascii="Times New Roman" w:hAnsi="Times New Roman" w:cs="Times New Roman"/>
+                <w:sz w:val="16"/>
+                <w:szCs w:val="16"/>
+              </w:rPr>
+              <w:t>3</w:t>
+            </w:r>
+          </w:p>
+        </w:tc>
+        <w:tc>
+          <w:tcPr>
+            <w:tcW w:w="1037" w:type="dxa"/>
+            <w:vAlign w:val="center"/>
+          </w:tcPr>
+          <w:p>
+            <w:pPr>
+              <w:jc w:val="center"/>
+              <w:rPr>
+                <w:rFonts w:ascii="Times New Roman" w:hAnsi="Times New Roman" w:cs="Times New Roman"/>
+                <w:sz w:val="16"/>
+                <w:szCs w:val="16"/>
+              </w:rPr>
+            </w:pPr>
+            <w:r>
+              <w:rPr>
+                <w:rFonts w:ascii="Times New Roman" w:hAnsi="Times New Roman" w:cs="Times New Roman"/>
+                <w:sz w:val="16"/>
+                <w:szCs w:val="16"/>
+              </w:rPr>
+              <w:t xml:space="preserve">South </w:t>
+            </w:r>
+            <w:r>
+              <w:rPr>
+                <w:rFonts w:ascii="Times New Roman" w:hAnsi="Times New Roman" w:cs="Times New Roman"/>
+                <w:sz w:val="16"/>
+                <w:szCs w:val="16"/>
+              </w:rPr>
+              <w:t>24</w:t>
+            </w:r>
+            <w:r>
+              <w:rPr>
+                <w:rFonts w:ascii="Times New Roman" w:hAnsi="Times New Roman" w:cs="Times New Roman"/>
+                <w:sz w:val="16"/>
+                <w:szCs w:val="16"/>
+              </w:rPr>
+              <w:t xml:space="preserve"> Parganas</w:t>
+            </w:r>
+          </w:p>
+        </w:tc>
+        <w:tc>
+          <w:tcPr>
+            <w:tcW w:w="1037" w:type="dxa"/>
+            <w:vAlign w:val="center"/>
+          </w:tcPr>
+          <w:p>
+            <w:pPr>
+              <w:jc w:val="center"/>
+              <w:rPr>
+                <w:rFonts w:ascii="Times New Roman" w:hAnsi="Times New Roman" w:cs="Times New Roman"/>
+                <w:sz w:val="16"/>
+                <w:szCs w:val="16"/>
+              </w:rPr>
+            </w:pPr>
+            <w:r>
+              <w:rPr>
+                <w:rFonts w:ascii="Times New Roman" w:hAnsi="Times New Roman" w:cs="Times New Roman"/>
+                <w:color w:val="000000"/>
+                <w:sz w:val="16"/>
+                <w:szCs w:val="16"/>
+              </w:rPr>
+              <w:t>12,357,410</w:t>
+            </w:r>
+          </w:p>
+        </w:tc>
+        <w:tc>
+          <w:tcPr>
+            <w:tcW w:w="1037" w:type="dxa"/>
+            <w:vAlign w:val="center"/>
+          </w:tcPr>
+          <w:p>
+            <w:pPr>
+              <w:jc w:val="center"/>
+              <w:rPr>
+                <w:rFonts w:ascii="Times New Roman" w:hAnsi="Times New Roman" w:cs="Times New Roman"/>
+                <w:sz w:val="16"/>
+                <w:szCs w:val="16"/>
+              </w:rPr>
+            </w:pPr>
+            <w:r>
+              <w:rPr>
+                <w:rFonts w:ascii="Times New Roman" w:hAnsi="Times New Roman" w:cs="Times New Roman"/>
+                <w:sz w:val="16"/>
+                <w:szCs w:val="16"/>
+              </w:rPr>
+              <w:t>India</w:t>
+            </w:r>
+          </w:p>
+        </w:tc>
+        <w:tc>
+          <w:tcPr>
+            <w:tcW w:w="1037" w:type="dxa"/>
+            <w:vAlign w:val="center"/>
+          </w:tcPr>
+          <w:p>
+            <w:pPr>
+              <w:jc w:val="center"/>
+              <w:rPr>
+                <w:rFonts w:ascii="Times New Roman" w:hAnsi="Times New Roman" w:cs="Times New Roman"/>
+                <w:sz w:val="16"/>
+                <w:szCs w:val="16"/>
+              </w:rPr>
+            </w:pPr>
+            <w:r>
+              <w:rPr>
+                <w:rFonts w:ascii="Times New Roman" w:hAnsi="Times New Roman" w:cs="Times New Roman"/>
+                <w:sz w:val="16"/>
+                <w:szCs w:val="16"/>
+              </w:rPr>
+              <w:t>South-East Asia</w:t>
+            </w:r>
+          </w:p>
+        </w:tc>
+        <w:tc>
+          <w:tcPr>
+            <w:tcW w:w="1037" w:type="dxa"/>
+            <w:vAlign w:val="center"/>
+          </w:tcPr>
+          <w:p>
+            <w:pPr>
+              <w:jc w:val="center"/>
+              <w:rPr>
+                <w:rFonts w:ascii="Times New Roman" w:hAnsi="Times New Roman" w:cs="Times New Roman"/>
+                <w:sz w:val="16"/>
+                <w:szCs w:val="16"/>
+              </w:rPr>
+            </w:pPr>
+            <w:r>
+              <w:rPr>
+                <w:rFonts w:ascii="Times New Roman" w:hAnsi="Times New Roman" w:cs="Times New Roman"/>
+                <w:sz w:val="16"/>
+                <w:szCs w:val="16"/>
+              </w:rPr>
+              <w:t>Medium-High</w:t>
+            </w:r>
+          </w:p>
+        </w:tc>
+      </w:tr>
+      <w:tr>
+        <w:trPr>
+          <w:trHeight w:hRule="exact" w:val="403"/>
+        </w:trPr>
+        <w:tc>
+          <w:tcPr>
+            <w:tcW w:w="590" w:type="dxa"/>
+            <w:vAlign w:val="center"/>
+          </w:tcPr>
+          <w:p>
+            <w:pPr>
+              <w:jc w:val="center"/>
+              <w:rPr>
+                <w:rFonts w:ascii="Times New Roman" w:hAnsi="Times New Roman" w:cs="Times New Roman"/>
+                <w:sz w:val="16"/>
+                <w:szCs w:val="16"/>
+              </w:rPr>
+            </w:pPr>
+            <w:r>
+              <w:rPr>
+                <w:rFonts w:ascii="Times New Roman" w:hAnsi="Times New Roman" w:cs="Times New Roman"/>
+                <w:sz w:val="16"/>
+                <w:szCs w:val="16"/>
+              </w:rPr>
+              <w:t>4</w:t>
+            </w:r>
+          </w:p>
+        </w:tc>
+        <w:tc>
+          <w:tcPr>
+            <w:tcW w:w="1037" w:type="dxa"/>
+            <w:vAlign w:val="center"/>
+          </w:tcPr>
+          <w:p>
+            <w:pPr>
+              <w:jc w:val="center"/>
+              <w:rPr>
+                <w:rFonts w:ascii="Times New Roman" w:hAnsi="Times New Roman" w:cs="Times New Roman"/>
+                <w:sz w:val="16"/>
+                <w:szCs w:val="16"/>
+              </w:rPr>
+            </w:pPr>
+            <w:r>
+              <w:rPr>
+                <w:rFonts w:ascii="Times New Roman" w:hAnsi="Times New Roman" w:cs="Times New Roman"/>
+                <w:sz w:val="16"/>
+                <w:szCs w:val="16"/>
+              </w:rPr>
+              <w:t xml:space="preserve">North </w:t>
+            </w:r>
+            <w:r>
+              <w:rPr>
+                <w:rFonts w:ascii="Times New Roman" w:hAnsi="Times New Roman" w:cs="Times New Roman"/>
+                <w:sz w:val="16"/>
+                <w:szCs w:val="16"/>
+              </w:rPr>
+              <w:t>24</w:t>
+            </w:r>
+            <w:r>
+              <w:rPr>
+                <w:rFonts w:ascii="Times New Roman" w:hAnsi="Times New Roman" w:cs="Times New Roman"/>
+                <w:sz w:val="16"/>
+                <w:szCs w:val="16"/>
+              </w:rPr>
+              <w:t xml:space="preserve"> Parganas</w:t>
+            </w:r>
+          </w:p>
+        </w:tc>
+        <w:tc>
+          <w:tcPr>
+            <w:tcW w:w="1037" w:type="dxa"/>
+            <w:vAlign w:val="center"/>
+          </w:tcPr>
+          <w:p>
+            <w:pPr>
+              <w:jc w:val="center"/>
+              <w:rPr>
+                <w:rFonts w:ascii="Times New Roman" w:hAnsi="Times New Roman" w:cs="Times New Roman"/>
+                <w:sz w:val="16"/>
+                <w:szCs w:val="16"/>
+              </w:rPr>
+            </w:pPr>
+            <w:r>
+              <w:rPr>
+                <w:rFonts w:ascii="Times New Roman" w:hAnsi="Times New Roman" w:cs="Times New Roman"/>
+                <w:color w:val="000000"/>
+                <w:sz w:val="16"/>
+                <w:szCs w:val="16"/>
+                <w:shd w:val="clear" w:color="auto" w:fill="FFFFFF"/>
+              </w:rPr>
+              <w:t>10,497,540</w:t>
+            </w:r>
+          </w:p>
+        </w:tc>
+        <w:tc>
+          <w:tcPr>
+            <w:tcW w:w="1037" w:type="dxa"/>
+            <w:vAlign w:val="center"/>
+          </w:tcPr>
+          <w:p>
+            <w:pPr>
+              <w:jc w:val="center"/>
+              <w:rPr>
+                <w:rFonts w:ascii="Times New Roman" w:hAnsi="Times New Roman" w:cs="Times New Roman"/>
+                <w:sz w:val="16"/>
+                <w:szCs w:val="16"/>
+              </w:rPr>
+            </w:pPr>
+            <w:r>
+              <w:rPr>
+                <w:rFonts w:ascii="Times New Roman" w:hAnsi="Times New Roman" w:cs="Times New Roman"/>
+                <w:sz w:val="16"/>
+                <w:szCs w:val="16"/>
+              </w:rPr>
+              <w:t>India</w:t>
+            </w:r>
+          </w:p>
+        </w:tc>
+        <w:tc>
+          <w:tcPr>
+            <w:tcW w:w="1037" w:type="dxa"/>
+            <w:vAlign w:val="center"/>
+          </w:tcPr>
+          <w:p>
+            <w:pPr>
+              <w:jc w:val="center"/>
+              <w:rPr>
+                <w:rFonts w:ascii="Times New Roman" w:hAnsi="Times New Roman" w:cs="Times New Roman"/>
+                <w:sz w:val="16"/>
+                <w:szCs w:val="16"/>
+              </w:rPr>
+            </w:pPr>
+            <w:r>
+              <w:rPr>
+                <w:rFonts w:ascii="Times New Roman" w:hAnsi="Times New Roman" w:cs="Times New Roman"/>
+                <w:sz w:val="16"/>
+                <w:szCs w:val="16"/>
+              </w:rPr>
+              <w:t>South-East Asia</w:t>
+            </w:r>
+          </w:p>
+        </w:tc>
+        <w:tc>
+          <w:tcPr>
+            <w:tcW w:w="1037" w:type="dxa"/>
+            <w:vAlign w:val="center"/>
+          </w:tcPr>
+          <w:p>
+            <w:pPr>
+              <w:jc w:val="center"/>
+              <w:rPr>
+                <w:rFonts w:ascii="Times New Roman" w:hAnsi="Times New Roman" w:cs="Times New Roman"/>
+                <w:sz w:val="16"/>
+                <w:szCs w:val="16"/>
+              </w:rPr>
+            </w:pPr>
+            <w:r>
+              <w:rPr>
+                <w:rFonts w:ascii="Times New Roman" w:hAnsi="Times New Roman" w:cs="Times New Roman"/>
+                <w:sz w:val="16"/>
+                <w:szCs w:val="16"/>
+              </w:rPr>
+              <w:t>Low-Medium</w:t>
+            </w:r>
+          </w:p>
+        </w:tc>
+      </w:tr>
+      <w:tr>
+        <w:trPr>
+          <w:trHeight w:hRule="exact" w:val="403"/>
+        </w:trPr>
+        <w:tc>
+          <w:tcPr>
+            <w:tcW w:w="590" w:type="dxa"/>
+            <w:vAlign w:val="center"/>
+          </w:tcPr>
+          <w:p>
+            <w:pPr>
+              <w:jc w:val="center"/>
+              <w:rPr>
+                <w:rFonts w:ascii="Times New Roman" w:hAnsi="Times New Roman" w:cs="Times New Roman"/>
+                <w:sz w:val="16"/>
+                <w:szCs w:val="16"/>
+              </w:rPr>
+            </w:pPr>
+            <w:r>
+              <w:rPr>
+                <w:rFonts w:ascii="Times New Roman" w:hAnsi="Times New Roman" w:cs="Times New Roman"/>
+                <w:sz w:val="16"/>
+                <w:szCs w:val="16"/>
+              </w:rPr>
+              <w:t>5</w:t>
+            </w:r>
+          </w:p>
+        </w:tc>
+        <w:tc>
+          <w:tcPr>
+            <w:tcW w:w="1037" w:type="dxa"/>
+            <w:vAlign w:val="center"/>
+          </w:tcPr>
+          <w:p>
+            <w:pPr>
+              <w:jc w:val="center"/>
+              <w:rPr>
+                <w:rFonts w:ascii="Times New Roman" w:hAnsi="Times New Roman" w:cs="Times New Roman"/>
+                <w:sz w:val="16"/>
+                <w:szCs w:val="16"/>
+              </w:rPr>
+            </w:pPr>
+            <w:r>
+              <w:rPr>
+                <w:rFonts w:ascii="Times New Roman" w:hAnsi="Times New Roman" w:cs="Times New Roman"/>
+                <w:sz w:val="16"/>
+                <w:szCs w:val="16"/>
+              </w:rPr>
+              <w:t>Isabela</w:t>
+            </w:r>
+          </w:p>
+        </w:tc>
+        <w:tc>
+          <w:tcPr>
+            <w:tcW w:w="1037" w:type="dxa"/>
+            <w:vAlign w:val="center"/>
+          </w:tcPr>
+          <w:p>
+            <w:pPr>
+              <w:jc w:val="center"/>
+              <w:rPr>
+                <w:rFonts w:ascii="Times New Roman" w:hAnsi="Times New Roman" w:cs="Times New Roman"/>
+                <w:sz w:val="16"/>
+                <w:szCs w:val="16"/>
+              </w:rPr>
+            </w:pPr>
+            <w:r>
+              <w:rPr>
+                <w:rFonts w:ascii="Times New Roman" w:hAnsi="Times New Roman" w:cs="Times New Roman"/>
+                <w:color w:val="000000"/>
+                <w:sz w:val="16"/>
+                <w:szCs w:val="16"/>
+              </w:rPr>
+              <w:t>1,912,970</w:t>
+            </w:r>
+          </w:p>
+        </w:tc>
+        <w:tc>
+          <w:tcPr>
+            <w:tcW w:w="1037" w:type="dxa"/>
+            <w:vAlign w:val="center"/>
+          </w:tcPr>
+          <w:p>
+            <w:pPr>
+              <w:jc w:val="center"/>
+              <w:rPr>
+                <w:rFonts w:ascii="Times New Roman" w:hAnsi="Times New Roman" w:cs="Times New Roman"/>
+                <w:sz w:val="16"/>
+                <w:szCs w:val="16"/>
+              </w:rPr>
+            </w:pPr>
+            <w:r>
+              <w:rPr>
+                <w:rFonts w:ascii="Times New Roman" w:hAnsi="Times New Roman" w:cs="Times New Roman"/>
+                <w:sz w:val="16"/>
+                <w:szCs w:val="16"/>
+              </w:rPr>
+              <w:t>Philippines</w:t>
+            </w:r>
+          </w:p>
+        </w:tc>
+        <w:tc>
+          <w:tcPr>
+            <w:tcW w:w="1037" w:type="dxa"/>
+            <w:vAlign w:val="center"/>
+          </w:tcPr>
+          <w:p>
+            <w:pPr>
+              <w:jc w:val="center"/>
+              <w:rPr>
+                <w:rFonts w:ascii="Times New Roman" w:hAnsi="Times New Roman" w:cs="Times New Roman"/>
+                <w:sz w:val="16"/>
+                <w:szCs w:val="16"/>
+              </w:rPr>
+            </w:pPr>
+            <w:r>
+              <w:rPr>
+                <w:rFonts w:ascii="Times New Roman" w:hAnsi="Times New Roman" w:cs="Times New Roman"/>
+                <w:sz w:val="16"/>
+                <w:szCs w:val="16"/>
+              </w:rPr>
+              <w:t>Western Pacific</w:t>
+            </w:r>
+          </w:p>
+        </w:tc>
+        <w:tc>
+          <w:tcPr>
+            <w:tcW w:w="1037" w:type="dxa"/>
+            <w:vAlign w:val="center"/>
+          </w:tcPr>
+          <w:p>
+            <w:pPr>
+              <w:jc w:val="center"/>
+              <w:rPr>
+                <w:rFonts w:ascii="Times New Roman" w:hAnsi="Times New Roman" w:cs="Times New Roman"/>
+                <w:sz w:val="16"/>
+                <w:szCs w:val="16"/>
+              </w:rPr>
+            </w:pPr>
+            <w:r>
+              <w:rPr>
+                <w:rFonts w:ascii="Times New Roman" w:hAnsi="Times New Roman" w:cs="Times New Roman"/>
+                <w:sz w:val="16"/>
+                <w:szCs w:val="16"/>
+              </w:rPr>
+              <w:t>High</w:t>
+            </w:r>
+          </w:p>
+        </w:tc>
+      </w:tr>
+      <w:tr>
+        <w:trPr>
+          <w:trHeight w:hRule="exact" w:val="403"/>
+        </w:trPr>
+        <w:tc>
+          <w:tcPr>
+            <w:tcW w:w="590" w:type="dxa"/>
+            <w:vAlign w:val="center"/>
+          </w:tcPr>
+          <w:p>
+            <w:pPr>
+              <w:jc w:val="center"/>
+              <w:rPr>
+                <w:rFonts w:ascii="Times New Roman" w:hAnsi="Times New Roman" w:cs="Times New Roman"/>
+                <w:sz w:val="16"/>
+                <w:szCs w:val="16"/>
+              </w:rPr>
+            </w:pPr>
+            <w:r>
+              <w:rPr>
+                <w:rFonts w:ascii="Times New Roman" w:hAnsi="Times New Roman" w:cs="Times New Roman"/>
+                <w:sz w:val="16"/>
+                <w:szCs w:val="16"/>
+              </w:rPr>
+              <w:t>6</w:t>
+            </w:r>
+          </w:p>
+        </w:tc>
+        <w:tc>
+          <w:tcPr>
+            <w:tcW w:w="1037" w:type="dxa"/>
+            <w:vAlign w:val="center"/>
+          </w:tcPr>
+          <w:p>
+            <w:pPr>
+              <w:jc w:val="center"/>
+              <w:rPr>
+                <w:rFonts w:ascii="Times New Roman" w:hAnsi="Times New Roman" w:cs="Times New Roman"/>
+                <w:sz w:val="16"/>
+                <w:szCs w:val="16"/>
+              </w:rPr>
+            </w:pPr>
+            <w:r>
+              <w:rPr>
+                <w:rFonts w:ascii="Times New Roman" w:hAnsi="Times New Roman" w:cs="Times New Roman"/>
+                <w:sz w:val="16"/>
+                <w:szCs w:val="16"/>
+              </w:rPr>
+              <w:t>Cagayan</w:t>
+            </w:r>
+          </w:p>
+        </w:tc>
+        <w:tc>
+          <w:tcPr>
+            <w:tcW w:w="1037" w:type="dxa"/>
+            <w:vAlign w:val="center"/>
+          </w:tcPr>
+          <w:p>
+            <w:pPr>
+              <w:jc w:val="center"/>
+              <w:rPr>
+                <w:rFonts w:ascii="Times New Roman" w:hAnsi="Times New Roman" w:cs="Times New Roman"/>
+                <w:sz w:val="16"/>
+                <w:szCs w:val="16"/>
+              </w:rPr>
+            </w:pPr>
+            <w:r>
+              <w:rPr>
+                <w:rFonts w:ascii="Times New Roman" w:hAnsi="Times New Roman" w:cs="Times New Roman"/>
+                <w:color w:val="000000"/>
+                <w:sz w:val="16"/>
+                <w:szCs w:val="16"/>
+                <w:shd w:val="clear" w:color="auto" w:fill="FFFFFF"/>
+              </w:rPr>
+              <w:t>1,387,660</w:t>
+            </w:r>
+          </w:p>
+        </w:tc>
+        <w:tc>
+          <w:tcPr>
+            <w:tcW w:w="1037" w:type="dxa"/>
+            <w:vAlign w:val="center"/>
+          </w:tcPr>
+          <w:p>
+            <w:pPr>
+              <w:jc w:val="center"/>
+              <w:rPr>
+                <w:rFonts w:ascii="Times New Roman" w:hAnsi="Times New Roman" w:cs="Times New Roman"/>
+                <w:sz w:val="16"/>
+                <w:szCs w:val="16"/>
+              </w:rPr>
+            </w:pPr>
+            <w:r>
+              <w:rPr>
+                <w:rFonts w:ascii="Times New Roman" w:hAnsi="Times New Roman" w:cs="Times New Roman"/>
+                <w:sz w:val="16"/>
+                <w:szCs w:val="16"/>
+              </w:rPr>
+              <w:t>Philippines</w:t>
+            </w:r>
+          </w:p>
+        </w:tc>
+        <w:tc>
+          <w:tcPr>
+            <w:tcW w:w="1037" w:type="dxa"/>
+            <w:vAlign w:val="center"/>
+          </w:tcPr>
+          <w:p>
+            <w:pPr>
+              <w:jc w:val="center"/>
+              <w:rPr>
+                <w:rFonts w:ascii="Times New Roman" w:hAnsi="Times New Roman" w:cs="Times New Roman"/>
+                <w:sz w:val="16"/>
+                <w:szCs w:val="16"/>
+              </w:rPr>
+            </w:pPr>
+            <w:r>
+              <w:rPr>
+                <w:rFonts w:ascii="Times New Roman" w:hAnsi="Times New Roman" w:cs="Times New Roman"/>
+                <w:sz w:val="16"/>
+                <w:szCs w:val="16"/>
+              </w:rPr>
+              <w:t>Western Pacific</w:t>
+            </w:r>
+          </w:p>
+        </w:tc>
+        <w:tc>
+          <w:tcPr>
+            <w:tcW w:w="1037" w:type="dxa"/>
+            <w:vAlign w:val="center"/>
+          </w:tcPr>
+          <w:p>
+            <w:pPr>
+              <w:jc w:val="center"/>
+              <w:rPr>
+                <w:rFonts w:ascii="Times New Roman" w:hAnsi="Times New Roman" w:cs="Times New Roman"/>
+                <w:sz w:val="16"/>
+                <w:szCs w:val="16"/>
+              </w:rPr>
+            </w:pPr>
+            <w:r>
+              <w:rPr>
+                <w:rFonts w:ascii="Times New Roman" w:hAnsi="Times New Roman" w:cs="Times New Roman"/>
+                <w:sz w:val="16"/>
+                <w:szCs w:val="16"/>
+              </w:rPr>
+              <w:t>High</w:t>
+            </w:r>
+          </w:p>
+        </w:tc>
+      </w:tr>
+      <w:tr>
+        <w:trPr>
+          <w:trHeight w:hRule="exact" w:val="403"/>
+        </w:trPr>
+        <w:tc>
+          <w:tcPr>
+            <w:tcW w:w="590" w:type="dxa"/>
+            <w:vAlign w:val="center"/>
+          </w:tcPr>
+          <w:p>
+            <w:pPr>
+              <w:jc w:val="center"/>
+              <w:rPr>
+                <w:rFonts w:ascii="Times New Roman" w:hAnsi="Times New Roman" w:cs="Times New Roman"/>
+                <w:sz w:val="16"/>
+                <w:szCs w:val="16"/>
+              </w:rPr>
+            </w:pPr>
+            <w:r>
+              <w:rPr>
+                <w:rFonts w:ascii="Times New Roman" w:hAnsi="Times New Roman" w:cs="Times New Roman"/>
+                <w:sz w:val="16"/>
+                <w:szCs w:val="16"/>
+              </w:rPr>
+              <w:t>7</w:t>
+            </w:r>
+          </w:p>
+        </w:tc>
+        <w:tc>
+          <w:tcPr>
+            <w:tcW w:w="1037" w:type="dxa"/>
+            <w:vAlign w:val="center"/>
+          </w:tcPr>
+          <w:p>
+            <w:pPr>
+              <w:jc w:val="center"/>
+              <w:rPr>
+                <w:rFonts w:ascii="Times New Roman" w:hAnsi="Times New Roman" w:cs="Times New Roman"/>
+                <w:sz w:val="16"/>
+                <w:szCs w:val="16"/>
+              </w:rPr>
+            </w:pPr>
+            <w:r>
+              <w:rPr>
+                <w:rFonts w:ascii="Times New Roman" w:hAnsi="Times New Roman" w:cs="Times New Roman"/>
+                <w:sz w:val="16"/>
+                <w:szCs w:val="16"/>
+              </w:rPr>
+              <w:t>Pangasinan</w:t>
+            </w:r>
+          </w:p>
+        </w:tc>
+        <w:tc>
+          <w:tcPr>
+            <w:tcW w:w="1037" w:type="dxa"/>
+            <w:vAlign w:val="center"/>
+          </w:tcPr>
+          <w:p>
+            <w:pPr>
+              <w:jc w:val="center"/>
+              <w:rPr>
+                <w:rFonts w:ascii="Times New Roman" w:hAnsi="Times New Roman" w:cs="Times New Roman"/>
+                <w:sz w:val="16"/>
+                <w:szCs w:val="16"/>
+              </w:rPr>
+            </w:pPr>
+            <w:r>
+              <w:rPr>
+                <w:rFonts w:ascii="Times New Roman" w:hAnsi="Times New Roman" w:cs="Times New Roman"/>
+                <w:color w:val="000000"/>
+                <w:sz w:val="16"/>
+                <w:szCs w:val="16"/>
+              </w:rPr>
+              <w:t>3,332,980</w:t>
+            </w:r>
+          </w:p>
+        </w:tc>
+        <w:tc>
+          <w:tcPr>
+            <w:tcW w:w="1037" w:type="dxa"/>
+            <w:vAlign w:val="center"/>
+          </w:tcPr>
+          <w:p>
+            <w:pPr>
+              <w:jc w:val="center"/>
+              <w:rPr>
+                <w:rFonts w:ascii="Times New Roman" w:hAnsi="Times New Roman" w:cs="Times New Roman"/>
+                <w:sz w:val="16"/>
+                <w:szCs w:val="16"/>
+              </w:rPr>
+            </w:pPr>
+            <w:r>
+              <w:rPr>
+                <w:rFonts w:ascii="Times New Roman" w:hAnsi="Times New Roman" w:cs="Times New Roman"/>
+                <w:sz w:val="16"/>
+                <w:szCs w:val="16"/>
+              </w:rPr>
+              <w:t>Philippines</w:t>
+            </w:r>
+          </w:p>
+        </w:tc>
+        <w:tc>
+          <w:tcPr>
+            <w:tcW w:w="1037" w:type="dxa"/>
+            <w:vAlign w:val="center"/>
+          </w:tcPr>
+          <w:p>
+            <w:pPr>
+              <w:jc w:val="center"/>
+              <w:rPr>
+                <w:rFonts w:ascii="Times New Roman" w:hAnsi="Times New Roman" w:cs="Times New Roman"/>
+                <w:sz w:val="16"/>
+                <w:szCs w:val="16"/>
+              </w:rPr>
+            </w:pPr>
+            <w:r>
+              <w:rPr>
+                <w:rFonts w:ascii="Times New Roman" w:hAnsi="Times New Roman" w:cs="Times New Roman"/>
+                <w:sz w:val="16"/>
+                <w:szCs w:val="16"/>
+              </w:rPr>
+              <w:t>Western Pacific</w:t>
+            </w:r>
+          </w:p>
+        </w:tc>
+        <w:tc>
+          <w:tcPr>
+            <w:tcW w:w="1037" w:type="dxa"/>
+            <w:vAlign w:val="center"/>
+          </w:tcPr>
+          <w:p>
+            <w:pPr>
+              <w:jc w:val="center"/>
+              <w:rPr>
+                <w:rFonts w:ascii="Times New Roman" w:hAnsi="Times New Roman" w:cs="Times New Roman"/>
+                <w:sz w:val="16"/>
+                <w:szCs w:val="16"/>
+              </w:rPr>
+            </w:pPr>
+            <w:r>
+              <w:rPr>
+                <w:rFonts w:ascii="Times New Roman" w:hAnsi="Times New Roman" w:cs="Times New Roman"/>
+                <w:sz w:val="16"/>
+                <w:szCs w:val="16"/>
+              </w:rPr>
+              <w:t>High</w:t>
+            </w:r>
+          </w:p>
+        </w:tc>
+      </w:tr>
+      <w:tr>
+        <w:trPr>
+          <w:trHeight w:hRule="exact" w:val="403"/>
+        </w:trPr>
+        <w:tc>
+          <w:tcPr>
+            <w:tcW w:w="590" w:type="dxa"/>
+            <w:vAlign w:val="center"/>
+          </w:tcPr>
+          <w:p>
+            <w:pPr>
+              <w:jc w:val="center"/>
+              <w:rPr>
+                <w:rFonts w:ascii="Times New Roman" w:hAnsi="Times New Roman" w:cs="Times New Roman"/>
+                <w:sz w:val="16"/>
+                <w:szCs w:val="16"/>
+              </w:rPr>
+            </w:pPr>
+            <w:r>
+              <w:rPr>
+                <w:rFonts w:ascii="Times New Roman" w:hAnsi="Times New Roman" w:cs="Times New Roman"/>
+                <w:sz w:val="16"/>
+                <w:szCs w:val="16"/>
+              </w:rPr>
+              <w:t>8</w:t>
+            </w:r>
+          </w:p>
+        </w:tc>
+        <w:tc>
+          <w:tcPr>
+            <w:tcW w:w="1037" w:type="dxa"/>
+            <w:vAlign w:val="center"/>
+          </w:tcPr>
+          <w:p>
+            <w:pPr>
+              <w:jc w:val="center"/>
+              <w:rPr>
+                <w:rFonts w:ascii="Times New Roman" w:hAnsi="Times New Roman" w:cs="Times New Roman"/>
+                <w:sz w:val="16"/>
+                <w:szCs w:val="16"/>
+              </w:rPr>
+            </w:pPr>
+            <w:r>
+              <w:rPr>
+                <w:rFonts w:ascii="Times New Roman" w:hAnsi="Times New Roman" w:cs="Times New Roman"/>
+                <w:sz w:val="16"/>
+                <w:szCs w:val="16"/>
+              </w:rPr>
+              <w:t>Hugli</w:t>
+            </w:r>
+          </w:p>
+        </w:tc>
+        <w:tc>
+          <w:tcPr>
+            <w:tcW w:w="1037" w:type="dxa"/>
+            <w:vAlign w:val="center"/>
+          </w:tcPr>
+          <w:p>
+            <w:pPr>
+              <w:jc w:val="center"/>
+              <w:rPr>
+                <w:rFonts w:ascii="Times New Roman" w:hAnsi="Times New Roman" w:cs="Times New Roman"/>
+                <w:sz w:val="16"/>
+                <w:szCs w:val="16"/>
+              </w:rPr>
+            </w:pPr>
+            <w:r>
+              <w:rPr>
+                <w:rFonts w:ascii="Times New Roman" w:hAnsi="Times New Roman" w:cs="Times New Roman"/>
+                <w:color w:val="000000"/>
+                <w:sz w:val="16"/>
+                <w:szCs w:val="16"/>
+                <w:shd w:val="clear" w:color="auto" w:fill="FFFFFF"/>
+              </w:rPr>
+              <w:t>5,859,980</w:t>
+            </w:r>
+          </w:p>
+        </w:tc>
+        <w:tc>
+          <w:tcPr>
+            <w:tcW w:w="1037" w:type="dxa"/>
+            <w:vAlign w:val="center"/>
+          </w:tcPr>
+          <w:p>
+            <w:pPr>
+              <w:jc w:val="center"/>
+              <w:rPr>
+                <w:rFonts w:ascii="Times New Roman" w:hAnsi="Times New Roman" w:cs="Times New Roman"/>
+                <w:sz w:val="16"/>
+                <w:szCs w:val="16"/>
+              </w:rPr>
+            </w:pPr>
+            <w:r>
+              <w:rPr>
+                <w:rFonts w:ascii="Times New Roman" w:hAnsi="Times New Roman" w:cs="Times New Roman"/>
+                <w:sz w:val="16"/>
+                <w:szCs w:val="16"/>
+              </w:rPr>
+              <w:t>India</w:t>
+            </w:r>
+          </w:p>
+        </w:tc>
+        <w:tc>
+          <w:tcPr>
+            <w:tcW w:w="1037" w:type="dxa"/>
+            <w:vAlign w:val="center"/>
+          </w:tcPr>
+          <w:p>
+            <w:pPr>
+              <w:jc w:val="center"/>
+              <w:rPr>
+                <w:rFonts w:ascii="Times New Roman" w:hAnsi="Times New Roman" w:cs="Times New Roman"/>
+                <w:sz w:val="16"/>
+                <w:szCs w:val="16"/>
+              </w:rPr>
+            </w:pPr>
+            <w:r>
+              <w:rPr>
+                <w:rFonts w:ascii="Times New Roman" w:hAnsi="Times New Roman" w:cs="Times New Roman"/>
+                <w:sz w:val="16"/>
+                <w:szCs w:val="16"/>
+              </w:rPr>
+              <w:t>South-East Asia</w:t>
+            </w:r>
+          </w:p>
+        </w:tc>
+        <w:tc>
+          <w:tcPr>
+            <w:tcW w:w="1037" w:type="dxa"/>
+            <w:vAlign w:val="center"/>
+          </w:tcPr>
+          <w:p>
+            <w:pPr>
+              <w:jc w:val="center"/>
+              <w:rPr>
+                <w:rFonts w:ascii="Times New Roman" w:hAnsi="Times New Roman" w:cs="Times New Roman"/>
+                <w:sz w:val="16"/>
+                <w:szCs w:val="16"/>
+              </w:rPr>
+            </w:pPr>
+            <w:r>
+              <w:rPr>
+                <w:rFonts w:ascii="Times New Roman" w:hAnsi="Times New Roman" w:cs="Times New Roman"/>
+                <w:sz w:val="16"/>
+                <w:szCs w:val="16"/>
+              </w:rPr>
+              <w:t>Medium-High</w:t>
+            </w:r>
+          </w:p>
+        </w:tc>
+      </w:tr>
+      <w:tr>
+        <w:trPr>
+          <w:trHeight w:hRule="exact" w:val="403"/>
+        </w:trPr>
+        <w:tc>
+          <w:tcPr>
+            <w:tcW w:w="590" w:type="dxa"/>
+            <w:vAlign w:val="center"/>
+          </w:tcPr>
+          <w:p>
+            <w:pPr>
+              <w:jc w:val="center"/>
+              <w:rPr>
+                <w:rFonts w:ascii="Times New Roman" w:hAnsi="Times New Roman" w:cs="Times New Roman"/>
+                <w:sz w:val="16"/>
+                <w:szCs w:val="16"/>
+              </w:rPr>
+            </w:pPr>
+            <w:r>
+              <w:rPr>
+                <w:rFonts w:ascii="Times New Roman" w:hAnsi="Times New Roman" w:cs="Times New Roman"/>
+                <w:sz w:val="16"/>
+                <w:szCs w:val="16"/>
+              </w:rPr>
+              <w:t>9</w:t>
+            </w:r>
+          </w:p>
+        </w:tc>
+        <w:tc>
+          <w:tcPr>
+            <w:tcW w:w="1037" w:type="dxa"/>
+            <w:vAlign w:val="center"/>
+          </w:tcPr>
+          <w:p>
+            <w:pPr>
+              <w:jc w:val="center"/>
+              <w:rPr>
+                <w:rFonts w:ascii="Times New Roman" w:hAnsi="Times New Roman" w:cs="Times New Roman"/>
+                <w:sz w:val="16"/>
+                <w:szCs w:val="16"/>
+              </w:rPr>
+            </w:pPr>
+            <w:proofErr w:type="spellStart"/>
+            <w:r>
+              <w:rPr>
+                <w:rFonts w:ascii="Times New Roman" w:hAnsi="Times New Roman" w:cs="Times New Roman"/>
+                <w:sz w:val="16"/>
+                <w:szCs w:val="16"/>
+              </w:rPr>
+              <w:t>Purba</w:t>
+            </w:r>
+            <w:proofErr w:type="spellEnd"/>
+            <w:r>
+              <w:rPr>
+                <w:rFonts w:ascii="Times New Roman" w:hAnsi="Times New Roman" w:cs="Times New Roman"/>
+                <w:sz w:val="16"/>
+                <w:szCs w:val="16"/>
+              </w:rPr>
+              <w:t xml:space="preserve"> Medinipur</w:t>
+            </w:r>
+          </w:p>
+        </w:tc>
+        <w:tc>
+          <w:tcPr>
+            <w:tcW w:w="1037" w:type="dxa"/>
+            <w:vAlign w:val="center"/>
+          </w:tcPr>
+          <w:p>
+            <w:pPr>
+              <w:jc w:val="center"/>
+              <w:rPr>
+                <w:rFonts w:ascii="Times New Roman" w:hAnsi="Times New Roman" w:cs="Times New Roman"/>
+                <w:sz w:val="16"/>
+                <w:szCs w:val="16"/>
+              </w:rPr>
+            </w:pPr>
+            <w:r>
+              <w:rPr>
+                <w:rFonts w:ascii="Times New Roman" w:hAnsi="Times New Roman" w:cs="Times New Roman"/>
+                <w:color w:val="000000"/>
+                <w:sz w:val="16"/>
+                <w:szCs w:val="16"/>
+              </w:rPr>
+              <w:t>5,686,480</w:t>
+            </w:r>
+          </w:p>
+        </w:tc>
+        <w:tc>
+          <w:tcPr>
+            <w:tcW w:w="1037" w:type="dxa"/>
+            <w:vAlign w:val="center"/>
+          </w:tcPr>
+          <w:p>
+            <w:pPr>
+              <w:jc w:val="center"/>
+              <w:rPr>
+                <w:rFonts w:ascii="Times New Roman" w:hAnsi="Times New Roman" w:cs="Times New Roman"/>
+                <w:sz w:val="16"/>
+                <w:szCs w:val="16"/>
+              </w:rPr>
+            </w:pPr>
+            <w:r>
+              <w:rPr>
+                <w:rFonts w:ascii="Times New Roman" w:hAnsi="Times New Roman" w:cs="Times New Roman"/>
+                <w:sz w:val="16"/>
+                <w:szCs w:val="16"/>
+              </w:rPr>
+              <w:t>India</w:t>
+            </w:r>
+          </w:p>
+        </w:tc>
+        <w:tc>
+          <w:tcPr>
+            <w:tcW w:w="1037" w:type="dxa"/>
+            <w:vAlign w:val="center"/>
+          </w:tcPr>
+          <w:p>
+            <w:pPr>
+              <w:jc w:val="center"/>
+              <w:rPr>
+                <w:rFonts w:ascii="Times New Roman" w:hAnsi="Times New Roman" w:cs="Times New Roman"/>
+                <w:sz w:val="16"/>
+                <w:szCs w:val="16"/>
+              </w:rPr>
+            </w:pPr>
+            <w:r>
+              <w:rPr>
+                <w:rFonts w:ascii="Times New Roman" w:hAnsi="Times New Roman" w:cs="Times New Roman"/>
+                <w:sz w:val="16"/>
+                <w:szCs w:val="16"/>
+              </w:rPr>
+              <w:t>South-East Asia</w:t>
+            </w:r>
+          </w:p>
+        </w:tc>
+        <w:tc>
+          <w:tcPr>
+            <w:tcW w:w="1037" w:type="dxa"/>
+            <w:vAlign w:val="center"/>
+          </w:tcPr>
+          <w:p>
+            <w:pPr>
+              <w:jc w:val="center"/>
+              <w:rPr>
+                <w:rFonts w:ascii="Times New Roman" w:hAnsi="Times New Roman" w:cs="Times New Roman"/>
+                <w:sz w:val="16"/>
+                <w:szCs w:val="16"/>
+              </w:rPr>
+            </w:pPr>
+            <w:r>
+              <w:rPr>
+                <w:rFonts w:ascii="Times New Roman" w:hAnsi="Times New Roman" w:cs="Times New Roman"/>
+                <w:sz w:val="16"/>
+                <w:szCs w:val="16"/>
+              </w:rPr>
+              <w:t>High</w:t>
+            </w:r>
+          </w:p>
+        </w:tc>
+      </w:tr>
+      <w:tr>
+        <w:trPr>
+          <w:trHeight w:hRule="exact" w:val="403"/>
+        </w:trPr>
+        <w:tc>
+          <w:tcPr>
+            <w:tcW w:w="590" w:type="dxa"/>
+            <w:vAlign w:val="center"/>
+          </w:tcPr>
+          <w:p>
+            <w:pPr>
+              <w:jc w:val="center"/>
+              <w:rPr>
+                <w:rFonts w:ascii="Times New Roman" w:hAnsi="Times New Roman" w:cs="Times New Roman"/>
+                <w:sz w:val="16"/>
+                <w:szCs w:val="16"/>
+              </w:rPr>
+            </w:pPr>
+            <w:r>
+              <w:rPr>
+                <w:rFonts w:ascii="Times New Roman" w:hAnsi="Times New Roman" w:cs="Times New Roman"/>
+                <w:sz w:val="16"/>
+                <w:szCs w:val="16"/>
+              </w:rPr>
+              <w:t>10</w:t>
+            </w:r>
+          </w:p>
+        </w:tc>
+        <w:tc>
+          <w:tcPr>
+            <w:tcW w:w="1037" w:type="dxa"/>
+            <w:vAlign w:val="center"/>
+          </w:tcPr>
+          <w:p>
+            <w:pPr>
+              <w:jc w:val="center"/>
+              <w:rPr>
+                <w:rFonts w:ascii="Times New Roman" w:hAnsi="Times New Roman" w:cs="Times New Roman"/>
+                <w:sz w:val="16"/>
+                <w:szCs w:val="16"/>
+              </w:rPr>
+            </w:pPr>
+            <w:r>
+              <w:rPr>
+                <w:rFonts w:ascii="Times New Roman" w:hAnsi="Times New Roman" w:cs="Times New Roman"/>
+                <w:sz w:val="16"/>
+                <w:szCs w:val="16"/>
+              </w:rPr>
+              <w:t>Gazipur</w:t>
+            </w:r>
+          </w:p>
+        </w:tc>
+        <w:tc>
+          <w:tcPr>
+            <w:tcW w:w="1037" w:type="dxa"/>
+            <w:vAlign w:val="center"/>
+          </w:tcPr>
+          <w:p>
+            <w:pPr>
+              <w:jc w:val="center"/>
+              <w:rPr>
+                <w:rFonts w:ascii="Times New Roman" w:hAnsi="Times New Roman" w:cs="Times New Roman"/>
+                <w:sz w:val="16"/>
+                <w:szCs w:val="16"/>
+              </w:rPr>
+            </w:pPr>
+            <w:r>
+              <w:rPr>
+                <w:rFonts w:ascii="Times New Roman" w:hAnsi="Times New Roman" w:cs="Times New Roman"/>
+                <w:color w:val="000000"/>
+                <w:sz w:val="16"/>
+                <w:szCs w:val="16"/>
+                <w:shd w:val="clear" w:color="auto" w:fill="FFFFFF"/>
+              </w:rPr>
+              <w:t>5,524,010</w:t>
+            </w:r>
+          </w:p>
+        </w:tc>
+        <w:tc>
+          <w:tcPr>
+            <w:tcW w:w="1037" w:type="dxa"/>
+            <w:vAlign w:val="center"/>
+          </w:tcPr>
+          <w:p>
+            <w:pPr>
+              <w:jc w:val="center"/>
+              <w:rPr>
+                <w:rFonts w:ascii="Times New Roman" w:hAnsi="Times New Roman" w:cs="Times New Roman"/>
+                <w:sz w:val="16"/>
+                <w:szCs w:val="16"/>
+              </w:rPr>
+            </w:pPr>
+            <w:r>
+              <w:rPr>
+                <w:rFonts w:ascii="Times New Roman" w:hAnsi="Times New Roman" w:cs="Times New Roman"/>
+                <w:sz w:val="16"/>
+                <w:szCs w:val="16"/>
+              </w:rPr>
+              <w:t>Bangladesh</w:t>
+            </w:r>
+          </w:p>
+        </w:tc>
+        <w:tc>
+          <w:tcPr>
+            <w:tcW w:w="1037" w:type="dxa"/>
+            <w:vAlign w:val="center"/>
+          </w:tcPr>
+          <w:p>
+            <w:pPr>
+              <w:jc w:val="center"/>
+              <w:rPr>
+                <w:rFonts w:ascii="Times New Roman" w:hAnsi="Times New Roman" w:cs="Times New Roman"/>
+                <w:sz w:val="16"/>
+                <w:szCs w:val="16"/>
+              </w:rPr>
+            </w:pPr>
+            <w:r>
+              <w:rPr>
+                <w:rFonts w:ascii="Times New Roman" w:hAnsi="Times New Roman" w:cs="Times New Roman"/>
+                <w:sz w:val="16"/>
+                <w:szCs w:val="16"/>
+              </w:rPr>
+              <w:t>South-East Asia</w:t>
+            </w:r>
+          </w:p>
+        </w:tc>
+        <w:tc>
+          <w:tcPr>
+            <w:tcW w:w="1037" w:type="dxa"/>
+            <w:vAlign w:val="center"/>
+          </w:tcPr>
+          <w:p>
+            <w:pPr>
+              <w:jc w:val="center"/>
+              <w:rPr>
+                <w:rFonts w:ascii="Times New Roman" w:hAnsi="Times New Roman" w:cs="Times New Roman"/>
+                <w:sz w:val="16"/>
+                <w:szCs w:val="16"/>
+              </w:rPr>
+            </w:pPr>
+            <w:r>
+              <w:rPr>
+                <w:rFonts w:ascii="Times New Roman" w:hAnsi="Times New Roman" w:cs="Times New Roman"/>
+                <w:sz w:val="16"/>
+                <w:szCs w:val="16"/>
+              </w:rPr>
+              <w:t>Medium-High</w:t>
+            </w:r>
+          </w:p>
+        </w:tc>
+      </w:tr>
+    </w:tbl>
+    <w:p/>
+    <w:tbl>
+      <w:tblPr>
+        <w:tblStyle w:val="TableGrid"/>
+        <w:tblW w:w="5775" w:type="dxa"/>
+        <w:tblLook w:val="04A0" w:firstRow="1" w:lastRow="0" w:firstColumn="1" w:lastColumn="0" w:noHBand="0" w:noVBand="1"/>
+      </w:tblPr>
+      <w:tblGrid>
+        <w:gridCol w:w="590"/>
+        <w:gridCol w:w="1096"/>
+        <w:gridCol w:w="1015"/>
+        <w:gridCol w:w="1025"/>
+        <w:gridCol w:w="1012"/>
+        <w:gridCol w:w="1037"/>
+      </w:tblGrid>
+      <w:tr>
+        <w:trPr>
+          <w:trHeight w:val="403"/>
+        </w:trPr>
+        <w:tc>
+          <w:tcPr>
+            <w:tcW w:w="590" w:type="dxa"/>
+            <w:vAlign w:val="center"/>
+          </w:tcPr>
+          <w:p>
+            <w:pPr>
+              <w:jc w:val="center"/>
+              <w:rPr>
+                <w:rFonts w:ascii="Times New Roman" w:hAnsi="Times New Roman" w:cs="Times New Roman"/>
+                <w:b/>
+                <w:bCs/>
+                <w:sz w:val="16"/>
+                <w:szCs w:val="16"/>
+              </w:rPr>
+            </w:pPr>
+            <w:r>
+              <w:rPr>
+                <w:rFonts w:ascii="Times New Roman" w:hAnsi="Times New Roman" w:cs="Times New Roman"/>
+                <w:b/>
+                <w:bCs/>
+                <w:sz w:val="16"/>
+                <w:szCs w:val="16"/>
+              </w:rPr>
+              <w:t>Rank</w:t>
+            </w:r>
+          </w:p>
+        </w:tc>
+        <w:tc>
+          <w:tcPr>
+            <w:tcW w:w="1037" w:type="dxa"/>
+            <w:vAlign w:val="center"/>
+          </w:tcPr>
+          <w:p>
+            <w:pPr>
+              <w:jc w:val="center"/>
+              <w:rPr>
+                <w:rFonts w:ascii="Times New Roman" w:hAnsi="Times New Roman" w:cs="Times New Roman"/>
+                <w:b/>
+                <w:bCs/>
+                <w:sz w:val="16"/>
+                <w:szCs w:val="16"/>
+              </w:rPr>
+            </w:pPr>
+            <w:r>
+              <w:rPr>
+                <w:rFonts w:ascii="Times New Roman" w:hAnsi="Times New Roman" w:cs="Times New Roman"/>
+                <w:b/>
+                <w:bCs/>
+                <w:sz w:val="16"/>
+                <w:szCs w:val="16"/>
+              </w:rPr>
+              <w:t>Area</w:t>
+            </w:r>
+          </w:p>
+        </w:tc>
+        <w:tc>
+          <w:tcPr>
+            <w:tcW w:w="1037" w:type="dxa"/>
+            <w:vAlign w:val="center"/>
+          </w:tcPr>
+          <w:p>
+            <w:pPr>
+              <w:jc w:val="center"/>
+              <w:rPr>
+                <w:rFonts w:ascii="Times New Roman" w:hAnsi="Times New Roman" w:cs="Times New Roman"/>
+                <w:b/>
+                <w:bCs/>
+                <w:sz w:val="16"/>
+                <w:szCs w:val="16"/>
+              </w:rPr>
+            </w:pPr>
+            <w:r>
+              <w:rPr>
+                <w:rFonts w:ascii="Times New Roman" w:hAnsi="Times New Roman" w:cs="Times New Roman"/>
+                <w:b/>
+                <w:bCs/>
+                <w:sz w:val="16"/>
+                <w:szCs w:val="16"/>
+              </w:rPr>
+              <w:t>Total person-day</w:t>
+            </w:r>
+          </w:p>
+        </w:tc>
+        <w:tc>
+          <w:tcPr>
+            <w:tcW w:w="1037" w:type="dxa"/>
+            <w:vAlign w:val="center"/>
+          </w:tcPr>
+          <w:p>
+            <w:pPr>
+              <w:jc w:val="center"/>
+              <w:rPr>
+                <w:rFonts w:ascii="Times New Roman" w:hAnsi="Times New Roman" w:cs="Times New Roman"/>
+                <w:b/>
+                <w:bCs/>
+                <w:sz w:val="16"/>
+                <w:szCs w:val="16"/>
+              </w:rPr>
+            </w:pPr>
+            <w:r>
+              <w:rPr>
+                <w:rFonts w:ascii="Times New Roman" w:hAnsi="Times New Roman" w:cs="Times New Roman"/>
+                <w:b/>
+                <w:bCs/>
+                <w:sz w:val="16"/>
+                <w:szCs w:val="16"/>
+              </w:rPr>
+              <w:t>Country / Territory</w:t>
+            </w:r>
+          </w:p>
+        </w:tc>
+        <w:tc>
+          <w:tcPr>
+            <w:tcW w:w="1037" w:type="dxa"/>
+            <w:vAlign w:val="center"/>
+          </w:tcPr>
+          <w:p>
+            <w:pPr>
+              <w:jc w:val="center"/>
+              <w:rPr>
+                <w:rFonts w:ascii="Times New Roman" w:hAnsi="Times New Roman" w:cs="Times New Roman"/>
+                <w:b/>
+                <w:bCs/>
+                <w:sz w:val="16"/>
+                <w:szCs w:val="16"/>
+              </w:rPr>
+            </w:pPr>
+            <w:r>
+              <w:rPr>
+                <w:rFonts w:ascii="Times New Roman" w:hAnsi="Times New Roman" w:cs="Times New Roman"/>
+                <w:b/>
+                <w:bCs/>
+                <w:sz w:val="16"/>
+                <w:szCs w:val="16"/>
+              </w:rPr>
+              <w:t>Region</w:t>
+            </w:r>
+          </w:p>
+        </w:tc>
+        <w:tc>
+          <w:tcPr>
+            <w:tcW w:w="1037" w:type="dxa"/>
+            <w:vAlign w:val="center"/>
+          </w:tcPr>
+          <w:p>
+            <w:pPr>
+              <w:jc w:val="center"/>
+              <w:rPr>
+                <w:rFonts w:ascii="Times New Roman" w:hAnsi="Times New Roman" w:cs="Times New Roman"/>
+                <w:b/>
+                <w:bCs/>
+                <w:sz w:val="16"/>
+                <w:szCs w:val="16"/>
+              </w:rPr>
+            </w:pPr>
+            <w:r>
+              <w:rPr>
+                <w:rFonts w:ascii="Times New Roman" w:hAnsi="Times New Roman" w:cs="Times New Roman"/>
+                <w:b/>
+                <w:bCs/>
+                <w:sz w:val="16"/>
+                <w:szCs w:val="16"/>
+              </w:rPr>
+              <w:t>Relative Deprivation</w:t>
+            </w:r>
+          </w:p>
+        </w:tc>
+      </w:tr>
+      <w:tr>
+        <w:trPr>
+          <w:trHeight w:val="403"/>
+        </w:trPr>
+        <w:tc>
+          <w:tcPr>
+            <w:tcW w:w="590" w:type="dxa"/>
+            <w:vAlign w:val="center"/>
+          </w:tcPr>
+          <w:p>
+            <w:pPr>
+              <w:jc w:val="center"/>
+              <w:rPr>
+                <w:rFonts w:ascii="Times New Roman" w:hAnsi="Times New Roman" w:cs="Times New Roman"/>
+                <w:sz w:val="16"/>
+                <w:szCs w:val="16"/>
+              </w:rPr>
+            </w:pPr>
+            <w:r>
+              <w:rPr>
+                <w:rFonts w:ascii="Times New Roman" w:hAnsi="Times New Roman" w:cs="Times New Roman"/>
+                <w:sz w:val="16"/>
+                <w:szCs w:val="16"/>
+              </w:rPr>
+              <w:t>1</w:t>
+            </w:r>
+          </w:p>
+        </w:tc>
+        <w:tc>
+          <w:tcPr>
+            <w:tcW w:w="1037" w:type="dxa"/>
+            <w:vAlign w:val="center"/>
+          </w:tcPr>
+          <w:p>
+            <w:pPr>
+              <w:jc w:val="center"/>
+              <w:rPr>
+                <w:rFonts w:ascii="Times New Roman" w:hAnsi="Times New Roman" w:cs="Times New Roman"/>
+                <w:sz w:val="16"/>
+                <w:szCs w:val="16"/>
+              </w:rPr>
+            </w:pPr>
+            <w:r>
+              <w:rPr>
+                <w:rFonts w:ascii="Times New Roman" w:hAnsi="Times New Roman" w:cs="Times New Roman"/>
+                <w:sz w:val="16"/>
+                <w:szCs w:val="16"/>
+              </w:rPr>
+              <w:t>Isabela</w:t>
+            </w:r>
+          </w:p>
+        </w:tc>
+        <w:tc>
+          <w:tcPr>
+            <w:tcW w:w="1037" w:type="dxa"/>
+            <w:vAlign w:val="center"/>
+          </w:tcPr>
+          <w:p>
+            <w:pPr>
+              <w:jc w:val="center"/>
+              <w:rPr>
+                <w:rFonts w:ascii="Times New Roman" w:hAnsi="Times New Roman" w:cs="Times New Roman"/>
+                <w:sz w:val="16"/>
+                <w:szCs w:val="16"/>
+              </w:rPr>
+            </w:pPr>
+            <w:r>
+              <w:rPr>
+                <w:rFonts w:ascii="Times New Roman" w:hAnsi="Times New Roman" w:cs="Times New Roman"/>
+                <w:color w:val="000000"/>
+                <w:sz w:val="16"/>
+                <w:szCs w:val="16"/>
+              </w:rPr>
+              <w:t>1,912,970</w:t>
+            </w:r>
+          </w:p>
+        </w:tc>
+        <w:tc>
+          <w:tcPr>
+            <w:tcW w:w="1037" w:type="dxa"/>
+            <w:vAlign w:val="center"/>
+          </w:tcPr>
+          <w:p>
+            <w:pPr>
+              <w:jc w:val="center"/>
+              <w:rPr>
+                <w:rFonts w:ascii="Times New Roman" w:hAnsi="Times New Roman" w:cs="Times New Roman"/>
+                <w:sz w:val="16"/>
+                <w:szCs w:val="16"/>
+              </w:rPr>
+            </w:pPr>
+            <w:r>
+              <w:rPr>
+                <w:rFonts w:ascii="Times New Roman" w:hAnsi="Times New Roman" w:cs="Times New Roman"/>
+                <w:sz w:val="16"/>
+                <w:szCs w:val="16"/>
+              </w:rPr>
+              <w:t>Philippines</w:t>
+            </w:r>
+          </w:p>
+        </w:tc>
+        <w:tc>
+          <w:tcPr>
+            <w:tcW w:w="1037" w:type="dxa"/>
+            <w:vAlign w:val="center"/>
+          </w:tcPr>
+          <w:p>
+            <w:pPr>
+              <w:jc w:val="center"/>
+              <w:rPr>
+                <w:rFonts w:ascii="Times New Roman" w:hAnsi="Times New Roman" w:cs="Times New Roman"/>
+                <w:sz w:val="16"/>
+                <w:szCs w:val="16"/>
+              </w:rPr>
+            </w:pPr>
+            <w:r>
+              <w:rPr>
+                <w:rFonts w:ascii="Times New Roman" w:hAnsi="Times New Roman" w:cs="Times New Roman"/>
+                <w:sz w:val="16"/>
+                <w:szCs w:val="16"/>
+              </w:rPr>
+              <w:t>Western Pacific</w:t>
+            </w:r>
+          </w:p>
+        </w:tc>
+        <w:tc>
+          <w:tcPr>
+            <w:tcW w:w="1037" w:type="dxa"/>
+            <w:vAlign w:val="center"/>
+          </w:tcPr>
+          <w:p>
+            <w:pPr>
+              <w:jc w:val="center"/>
+              <w:rPr>
+                <w:rFonts w:ascii="Times New Roman" w:hAnsi="Times New Roman" w:cs="Times New Roman"/>
+                <w:sz w:val="16"/>
+                <w:szCs w:val="16"/>
+              </w:rPr>
+            </w:pPr>
+            <w:r>
+              <w:rPr>
+                <w:rFonts w:ascii="Times New Roman" w:hAnsi="Times New Roman" w:cs="Times New Roman"/>
+                <w:sz w:val="16"/>
+                <w:szCs w:val="16"/>
+              </w:rPr>
+              <w:t>High</w:t>
+            </w:r>
+          </w:p>
+        </w:tc>
+      </w:tr>
+      <w:tr>
+        <w:trPr>
+          <w:trHeight w:val="403"/>
+        </w:trPr>
+        <w:tc>
+          <w:tcPr>
+            <w:tcW w:w="590" w:type="dxa"/>
+            <w:vAlign w:val="center"/>
+          </w:tcPr>
+          <w:p>
+            <w:pPr>
+              <w:jc w:val="center"/>
+              <w:rPr>
+                <w:rFonts w:ascii="Times New Roman" w:hAnsi="Times New Roman" w:cs="Times New Roman"/>
+                <w:sz w:val="16"/>
+                <w:szCs w:val="16"/>
+              </w:rPr>
+            </w:pPr>
+            <w:r>
+              <w:rPr>
+                <w:rFonts w:ascii="Times New Roman" w:hAnsi="Times New Roman" w:cs="Times New Roman"/>
+                <w:sz w:val="16"/>
+                <w:szCs w:val="16"/>
+              </w:rPr>
+              <w:t>2</w:t>
+            </w:r>
+          </w:p>
+        </w:tc>
+        <w:tc>
+          <w:tcPr>
+            <w:tcW w:w="1037" w:type="dxa"/>
+            <w:vAlign w:val="center"/>
+          </w:tcPr>
+          <w:p>
+            <w:pPr>
+              <w:jc w:val="center"/>
+              <w:rPr>
+                <w:rFonts w:ascii="Times New Roman" w:hAnsi="Times New Roman" w:cs="Times New Roman"/>
+                <w:sz w:val="16"/>
+                <w:szCs w:val="16"/>
+              </w:rPr>
+            </w:pPr>
+            <w:proofErr w:type="spellStart"/>
+            <w:r>
+              <w:rPr>
+                <w:rFonts w:ascii="Times New Roman" w:hAnsi="Times New Roman" w:cs="Times New Roman"/>
+                <w:sz w:val="16"/>
+                <w:szCs w:val="16"/>
+              </w:rPr>
+              <w:t>Haikoushi</w:t>
+            </w:r>
+            <w:proofErr w:type="spellEnd"/>
+          </w:p>
+        </w:tc>
+        <w:tc>
+          <w:tcPr>
+            <w:tcW w:w="1037" w:type="dxa"/>
+            <w:vAlign w:val="center"/>
+          </w:tcPr>
+          <w:p>
+            <w:pPr>
+              <w:jc w:val="center"/>
+              <w:rPr>
+                <w:rFonts w:ascii="Times New Roman" w:hAnsi="Times New Roman" w:cs="Times New Roman"/>
+                <w:sz w:val="16"/>
+                <w:szCs w:val="16"/>
+              </w:rPr>
+            </w:pPr>
+            <w:r>
+              <w:rPr>
+                <w:rFonts w:ascii="Times New Roman" w:hAnsi="Times New Roman" w:cs="Times New Roman"/>
+                <w:color w:val="000000"/>
+                <w:sz w:val="16"/>
+                <w:szCs w:val="16"/>
+                <w:shd w:val="clear" w:color="auto" w:fill="FFFFFF"/>
+              </w:rPr>
+              <w:t>1,482,430</w:t>
+            </w:r>
+          </w:p>
+        </w:tc>
+        <w:tc>
+          <w:tcPr>
+            <w:tcW w:w="1037" w:type="dxa"/>
+            <w:vAlign w:val="center"/>
+          </w:tcPr>
+          <w:p>
+            <w:pPr>
+              <w:jc w:val="center"/>
+              <w:rPr>
+                <w:rFonts w:ascii="Times New Roman" w:hAnsi="Times New Roman" w:cs="Times New Roman"/>
+                <w:sz w:val="16"/>
+                <w:szCs w:val="16"/>
+              </w:rPr>
+            </w:pPr>
+            <w:r>
+              <w:rPr>
+                <w:rFonts w:ascii="Times New Roman" w:hAnsi="Times New Roman" w:cs="Times New Roman"/>
+                <w:sz w:val="16"/>
+                <w:szCs w:val="16"/>
+              </w:rPr>
+              <w:t>China</w:t>
+            </w:r>
+          </w:p>
+        </w:tc>
+        <w:tc>
+          <w:tcPr>
+            <w:tcW w:w="1037" w:type="dxa"/>
+            <w:vAlign w:val="center"/>
+          </w:tcPr>
+          <w:p>
+            <w:pPr>
+              <w:jc w:val="center"/>
+              <w:rPr>
+                <w:rFonts w:ascii="Times New Roman" w:hAnsi="Times New Roman" w:cs="Times New Roman"/>
+                <w:sz w:val="16"/>
+                <w:szCs w:val="16"/>
+              </w:rPr>
+            </w:pPr>
+            <w:r>
+              <w:rPr>
+                <w:rFonts w:ascii="Times New Roman" w:hAnsi="Times New Roman" w:cs="Times New Roman"/>
+                <w:sz w:val="16"/>
+                <w:szCs w:val="16"/>
+              </w:rPr>
+              <w:t>Western Pacific</w:t>
+            </w:r>
+          </w:p>
+        </w:tc>
+        <w:tc>
+          <w:tcPr>
+            <w:tcW w:w="1037" w:type="dxa"/>
+            <w:vAlign w:val="center"/>
+          </w:tcPr>
+          <w:p>
+            <w:pPr>
+              <w:jc w:val="center"/>
+              <w:rPr>
+                <w:rFonts w:ascii="Times New Roman" w:hAnsi="Times New Roman" w:cs="Times New Roman"/>
+                <w:sz w:val="16"/>
+                <w:szCs w:val="16"/>
+              </w:rPr>
+            </w:pPr>
+            <w:r>
+              <w:rPr>
+                <w:rFonts w:ascii="Times New Roman" w:hAnsi="Times New Roman" w:cs="Times New Roman"/>
+                <w:sz w:val="16"/>
+                <w:szCs w:val="16"/>
+              </w:rPr>
+              <w:t>Low</w:t>
+            </w:r>
+          </w:p>
+        </w:tc>
+      </w:tr>
+      <w:tr>
+        <w:trPr>
+          <w:trHeight w:val="403"/>
+        </w:trPr>
+        <w:tc>
+          <w:tcPr>
+            <w:tcW w:w="590" w:type="dxa"/>
+            <w:vAlign w:val="center"/>
+          </w:tcPr>
+          <w:p>
+            <w:pPr>
+              <w:jc w:val="center"/>
+              <w:rPr>
+                <w:rFonts w:ascii="Times New Roman" w:hAnsi="Times New Roman" w:cs="Times New Roman"/>
+                <w:sz w:val="16"/>
+                <w:szCs w:val="16"/>
+              </w:rPr>
+            </w:pPr>
+            <w:r>
+              <w:rPr>
+                <w:rFonts w:ascii="Times New Roman" w:hAnsi="Times New Roman" w:cs="Times New Roman"/>
+                <w:sz w:val="16"/>
+                <w:szCs w:val="16"/>
+              </w:rPr>
+              <w:t>3</w:t>
+            </w:r>
+          </w:p>
+        </w:tc>
+        <w:tc>
+          <w:tcPr>
+            <w:tcW w:w="1037" w:type="dxa"/>
+            <w:vAlign w:val="center"/>
+          </w:tcPr>
+          <w:p>
+            <w:pPr>
+              <w:jc w:val="center"/>
+              <w:rPr>
+                <w:rFonts w:ascii="Times New Roman" w:hAnsi="Times New Roman" w:cs="Times New Roman"/>
+                <w:sz w:val="16"/>
+                <w:szCs w:val="16"/>
+              </w:rPr>
+            </w:pPr>
+            <w:r>
+              <w:rPr>
+                <w:rFonts w:ascii="Times New Roman" w:hAnsi="Times New Roman" w:cs="Times New Roman"/>
+                <w:sz w:val="16"/>
+                <w:szCs w:val="16"/>
+              </w:rPr>
+              <w:t>Hillsborough</w:t>
+            </w:r>
+          </w:p>
+        </w:tc>
+        <w:tc>
+          <w:tcPr>
+            <w:tcW w:w="1037" w:type="dxa"/>
+            <w:vAlign w:val="center"/>
+          </w:tcPr>
+          <w:p>
+            <w:pPr>
+              <w:jc w:val="center"/>
+              <w:rPr>
+                <w:rFonts w:ascii="Times New Roman" w:hAnsi="Times New Roman" w:cs="Times New Roman"/>
+                <w:sz w:val="16"/>
+                <w:szCs w:val="16"/>
+              </w:rPr>
+            </w:pPr>
+            <w:r>
+              <w:rPr>
+                <w:rFonts w:ascii="Times New Roman" w:hAnsi="Times New Roman" w:cs="Times New Roman"/>
+                <w:color w:val="000000"/>
+                <w:sz w:val="16"/>
+                <w:szCs w:val="16"/>
+              </w:rPr>
+              <w:t>1,454,910</w:t>
+            </w:r>
+          </w:p>
+        </w:tc>
+        <w:tc>
+          <w:tcPr>
+            <w:tcW w:w="1037" w:type="dxa"/>
+            <w:vAlign w:val="center"/>
+          </w:tcPr>
+          <w:p>
+            <w:pPr>
+              <w:jc w:val="center"/>
+              <w:rPr>
+                <w:rFonts w:ascii="Times New Roman" w:hAnsi="Times New Roman" w:cs="Times New Roman"/>
+                <w:sz w:val="16"/>
+                <w:szCs w:val="16"/>
+              </w:rPr>
+            </w:pPr>
+            <w:r>
+              <w:rPr>
+                <w:rFonts w:ascii="Times New Roman" w:hAnsi="Times New Roman" w:cs="Times New Roman"/>
+                <w:sz w:val="16"/>
+                <w:szCs w:val="16"/>
+              </w:rPr>
+              <w:t>USA</w:t>
+            </w:r>
+          </w:p>
+        </w:tc>
+        <w:tc>
+          <w:tcPr>
+            <w:tcW w:w="1037" w:type="dxa"/>
+            <w:vAlign w:val="center"/>
+          </w:tcPr>
+          <w:p>
+            <w:pPr>
+              <w:jc w:val="center"/>
+              <w:rPr>
+                <w:rFonts w:ascii="Times New Roman" w:hAnsi="Times New Roman" w:cs="Times New Roman"/>
+                <w:sz w:val="16"/>
+                <w:szCs w:val="16"/>
+              </w:rPr>
+            </w:pPr>
+            <w:r>
+              <w:rPr>
+                <w:rFonts w:ascii="Times New Roman" w:hAnsi="Times New Roman" w:cs="Times New Roman"/>
+                <w:sz w:val="16"/>
+                <w:szCs w:val="16"/>
+              </w:rPr>
+              <w:t>Americas</w:t>
+            </w:r>
+          </w:p>
+        </w:tc>
+        <w:tc>
+          <w:tcPr>
+            <w:tcW w:w="1037" w:type="dxa"/>
+            <w:vAlign w:val="center"/>
+          </w:tcPr>
+          <w:p>
+            <w:pPr>
+              <w:jc w:val="center"/>
+              <w:rPr>
+                <w:rFonts w:ascii="Times New Roman" w:hAnsi="Times New Roman" w:cs="Times New Roman"/>
+                <w:sz w:val="16"/>
+                <w:szCs w:val="16"/>
+              </w:rPr>
+            </w:pPr>
+            <w:r>
+              <w:rPr>
+                <w:rFonts w:ascii="Times New Roman" w:hAnsi="Times New Roman" w:cs="Times New Roman"/>
+                <w:sz w:val="16"/>
+                <w:szCs w:val="16"/>
+              </w:rPr>
+              <w:t>Low-Medium</w:t>
+            </w:r>
+          </w:p>
+        </w:tc>
+      </w:tr>
+      <w:tr>
+        <w:trPr>
+          <w:trHeight w:val="403"/>
+        </w:trPr>
+        <w:tc>
+          <w:tcPr>
+            <w:tcW w:w="590" w:type="dxa"/>
+            <w:vAlign w:val="center"/>
+          </w:tcPr>
+          <w:p>
+            <w:pPr>
+              <w:jc w:val="center"/>
+              <w:rPr>
+                <w:rFonts w:ascii="Times New Roman" w:hAnsi="Times New Roman" w:cs="Times New Roman"/>
+                <w:sz w:val="16"/>
+                <w:szCs w:val="16"/>
+              </w:rPr>
+            </w:pPr>
+            <w:r>
+              <w:rPr>
+                <w:rFonts w:ascii="Times New Roman" w:hAnsi="Times New Roman" w:cs="Times New Roman"/>
+                <w:sz w:val="16"/>
+                <w:szCs w:val="16"/>
+              </w:rPr>
+              <w:t>4</w:t>
+            </w:r>
+          </w:p>
+        </w:tc>
+        <w:tc>
+          <w:tcPr>
+            <w:tcW w:w="1037" w:type="dxa"/>
+            <w:vAlign w:val="center"/>
+          </w:tcPr>
+          <w:p>
+            <w:pPr>
+              <w:jc w:val="center"/>
+              <w:rPr>
+                <w:rFonts w:ascii="Times New Roman" w:hAnsi="Times New Roman" w:cs="Times New Roman"/>
+                <w:sz w:val="16"/>
+                <w:szCs w:val="16"/>
+              </w:rPr>
+            </w:pPr>
+            <w:r>
+              <w:rPr>
+                <w:rFonts w:ascii="Times New Roman" w:hAnsi="Times New Roman" w:cs="Times New Roman"/>
+                <w:sz w:val="16"/>
+                <w:szCs w:val="16"/>
+              </w:rPr>
+              <w:t>Cagayan</w:t>
+            </w:r>
+          </w:p>
+        </w:tc>
+        <w:tc>
+          <w:tcPr>
+            <w:tcW w:w="1037" w:type="dxa"/>
+            <w:vAlign w:val="center"/>
+          </w:tcPr>
+          <w:p>
+            <w:pPr>
+              <w:jc w:val="center"/>
+              <w:rPr>
+                <w:rFonts w:ascii="Times New Roman" w:hAnsi="Times New Roman" w:cs="Times New Roman"/>
+                <w:color w:val="000000"/>
+                <w:sz w:val="16"/>
+                <w:szCs w:val="16"/>
+              </w:rPr>
+            </w:pPr>
+            <w:r>
+              <w:rPr>
+                <w:rFonts w:ascii="Times New Roman" w:hAnsi="Times New Roman" w:cs="Times New Roman"/>
+                <w:color w:val="000000"/>
+                <w:sz w:val="16"/>
+                <w:szCs w:val="16"/>
+              </w:rPr>
+              <w:t>1,387,660</w:t>
+            </w:r>
+          </w:p>
+        </w:tc>
+        <w:tc>
+          <w:tcPr>
+            <w:tcW w:w="1037" w:type="dxa"/>
+            <w:vAlign w:val="center"/>
+          </w:tcPr>
+          <w:p>
+            <w:pPr>
+              <w:jc w:val="center"/>
+              <w:rPr>
+                <w:rFonts w:ascii="Times New Roman" w:hAnsi="Times New Roman" w:cs="Times New Roman"/>
+                <w:sz w:val="16"/>
+                <w:szCs w:val="16"/>
+              </w:rPr>
+            </w:pPr>
+            <w:r>
+              <w:rPr>
+                <w:rFonts w:ascii="Times New Roman" w:hAnsi="Times New Roman" w:cs="Times New Roman"/>
+                <w:sz w:val="16"/>
+                <w:szCs w:val="16"/>
+              </w:rPr>
+              <w:t>Philippines</w:t>
+            </w:r>
+          </w:p>
+        </w:tc>
+        <w:tc>
+          <w:tcPr>
+            <w:tcW w:w="1037" w:type="dxa"/>
+            <w:vAlign w:val="center"/>
+          </w:tcPr>
+          <w:p>
+            <w:pPr>
+              <w:jc w:val="center"/>
+              <w:rPr>
+                <w:rFonts w:ascii="Times New Roman" w:hAnsi="Times New Roman" w:cs="Times New Roman"/>
+                <w:sz w:val="16"/>
+                <w:szCs w:val="16"/>
+              </w:rPr>
+            </w:pPr>
+            <w:r>
+              <w:rPr>
+                <w:rFonts w:ascii="Times New Roman" w:hAnsi="Times New Roman" w:cs="Times New Roman"/>
+                <w:sz w:val="16"/>
+                <w:szCs w:val="16"/>
+              </w:rPr>
+              <w:t>Western Pacific</w:t>
+            </w:r>
+          </w:p>
+        </w:tc>
+        <w:tc>
+          <w:tcPr>
+            <w:tcW w:w="1037" w:type="dxa"/>
+            <w:vAlign w:val="center"/>
+          </w:tcPr>
+          <w:p>
+            <w:pPr>
+              <w:jc w:val="center"/>
+              <w:rPr>
+                <w:rFonts w:ascii="Times New Roman" w:hAnsi="Times New Roman" w:cs="Times New Roman"/>
+                <w:sz w:val="16"/>
+                <w:szCs w:val="16"/>
+              </w:rPr>
+            </w:pPr>
+            <w:r>
+              <w:rPr>
+                <w:rFonts w:ascii="Times New Roman" w:hAnsi="Times New Roman" w:cs="Times New Roman"/>
+                <w:sz w:val="16"/>
+                <w:szCs w:val="16"/>
+              </w:rPr>
+              <w:t>High</w:t>
+            </w:r>
+          </w:p>
+        </w:tc>
+      </w:tr>
+      <w:tr>
+        <w:trPr>
+          <w:trHeight w:val="403"/>
+        </w:trPr>
+        <w:tc>
+          <w:tcPr>
+            <w:tcW w:w="590" w:type="dxa"/>
+            <w:vAlign w:val="center"/>
+          </w:tcPr>
+          <w:p>
+            <w:pPr>
+              <w:jc w:val="center"/>
+              <w:rPr>
+                <w:rFonts w:ascii="Times New Roman" w:hAnsi="Times New Roman" w:cs="Times New Roman"/>
+                <w:sz w:val="16"/>
+                <w:szCs w:val="16"/>
+              </w:rPr>
+            </w:pPr>
+            <w:r>
+              <w:rPr>
+                <w:rFonts w:ascii="Times New Roman" w:hAnsi="Times New Roman" w:cs="Times New Roman"/>
+                <w:sz w:val="16"/>
+                <w:szCs w:val="16"/>
+              </w:rPr>
+              <w:t>5</w:t>
+            </w:r>
+          </w:p>
+        </w:tc>
+        <w:tc>
+          <w:tcPr>
+            <w:tcW w:w="1037" w:type="dxa"/>
+            <w:vAlign w:val="center"/>
+          </w:tcPr>
+          <w:p>
+            <w:pPr>
+              <w:jc w:val="center"/>
+              <w:rPr>
+                <w:rFonts w:ascii="Times New Roman" w:hAnsi="Times New Roman" w:cs="Times New Roman"/>
+                <w:sz w:val="16"/>
+                <w:szCs w:val="16"/>
+              </w:rPr>
+            </w:pPr>
+            <w:r>
+              <w:rPr>
+                <w:rFonts w:ascii="Times New Roman" w:hAnsi="Times New Roman" w:cs="Times New Roman"/>
+                <w:sz w:val="16"/>
+                <w:szCs w:val="16"/>
+              </w:rPr>
+              <w:t>Pinellas</w:t>
+            </w:r>
+          </w:p>
+        </w:tc>
+        <w:tc>
+          <w:tcPr>
+            <w:tcW w:w="1037" w:type="dxa"/>
+            <w:vAlign w:val="center"/>
+          </w:tcPr>
+          <w:p>
+            <w:pPr>
+              <w:jc w:val="center"/>
+              <w:rPr>
+                <w:rFonts w:ascii="Times New Roman" w:hAnsi="Times New Roman" w:cs="Times New Roman"/>
+                <w:color w:val="000000"/>
+                <w:sz w:val="16"/>
+                <w:szCs w:val="16"/>
+              </w:rPr>
+            </w:pPr>
+            <w:r>
+              <w:rPr>
+                <w:rFonts w:ascii="Times New Roman" w:hAnsi="Times New Roman" w:cs="Times New Roman"/>
+                <w:color w:val="000000"/>
+                <w:sz w:val="16"/>
+                <w:szCs w:val="16"/>
+              </w:rPr>
+              <w:t>964,151</w:t>
+            </w:r>
+          </w:p>
+        </w:tc>
+        <w:tc>
+          <w:tcPr>
+            <w:tcW w:w="1037" w:type="dxa"/>
+            <w:vAlign w:val="center"/>
+          </w:tcPr>
+          <w:p>
+            <w:pPr>
+              <w:jc w:val="center"/>
+              <w:rPr>
+                <w:rFonts w:ascii="Times New Roman" w:hAnsi="Times New Roman" w:cs="Times New Roman"/>
+                <w:sz w:val="16"/>
+                <w:szCs w:val="16"/>
+              </w:rPr>
+            </w:pPr>
+            <w:r>
+              <w:rPr>
+                <w:rFonts w:ascii="Times New Roman" w:hAnsi="Times New Roman" w:cs="Times New Roman"/>
+                <w:sz w:val="16"/>
+                <w:szCs w:val="16"/>
+              </w:rPr>
+              <w:t>USA</w:t>
+            </w:r>
+          </w:p>
+        </w:tc>
+        <w:tc>
+          <w:tcPr>
+            <w:tcW w:w="1037" w:type="dxa"/>
+            <w:vAlign w:val="center"/>
+          </w:tcPr>
+          <w:p>
+            <w:pPr>
+              <w:jc w:val="center"/>
+              <w:rPr>
+                <w:rFonts w:ascii="Times New Roman" w:hAnsi="Times New Roman" w:cs="Times New Roman"/>
+                <w:sz w:val="16"/>
+                <w:szCs w:val="16"/>
+              </w:rPr>
+            </w:pPr>
+            <w:r>
+              <w:rPr>
+                <w:rFonts w:ascii="Times New Roman" w:hAnsi="Times New Roman" w:cs="Times New Roman"/>
+                <w:sz w:val="16"/>
+                <w:szCs w:val="16"/>
+              </w:rPr>
+              <w:t>Americas</w:t>
+            </w:r>
+          </w:p>
+        </w:tc>
+        <w:tc>
+          <w:tcPr>
+            <w:tcW w:w="1037" w:type="dxa"/>
+            <w:vAlign w:val="center"/>
+          </w:tcPr>
+          <w:p>
+            <w:pPr>
+              <w:jc w:val="center"/>
+              <w:rPr>
+                <w:rFonts w:ascii="Times New Roman" w:hAnsi="Times New Roman" w:cs="Times New Roman"/>
+                <w:sz w:val="16"/>
+                <w:szCs w:val="16"/>
+              </w:rPr>
+            </w:pPr>
+            <w:r>
+              <w:rPr>
+                <w:rFonts w:ascii="Times New Roman" w:hAnsi="Times New Roman" w:cs="Times New Roman"/>
+                <w:sz w:val="16"/>
+                <w:szCs w:val="16"/>
+              </w:rPr>
+              <w:t>Low-Medium</w:t>
+            </w:r>
+          </w:p>
+        </w:tc>
+      </w:tr>
+      <w:tr>
+        <w:trPr>
+          <w:trHeight w:val="403"/>
+        </w:trPr>
+        <w:tc>
+          <w:tcPr>
+            <w:tcW w:w="590" w:type="dxa"/>
+            <w:vAlign w:val="center"/>
+          </w:tcPr>
+          <w:p>
+            <w:pPr>
+              <w:jc w:val="center"/>
+              <w:rPr>
+                <w:rFonts w:ascii="Times New Roman" w:hAnsi="Times New Roman" w:cs="Times New Roman"/>
+                <w:sz w:val="16"/>
+                <w:szCs w:val="16"/>
+              </w:rPr>
+            </w:pPr>
+            <w:r>
+              <w:rPr>
+                <w:rFonts w:ascii="Times New Roman" w:hAnsi="Times New Roman" w:cs="Times New Roman"/>
+                <w:sz w:val="16"/>
+                <w:szCs w:val="16"/>
+              </w:rPr>
+              <w:t>6</w:t>
+            </w:r>
+          </w:p>
+        </w:tc>
+        <w:tc>
+          <w:tcPr>
+            <w:tcW w:w="1037" w:type="dxa"/>
+            <w:vAlign w:val="center"/>
+          </w:tcPr>
+          <w:p>
+            <w:pPr>
+              <w:jc w:val="center"/>
+              <w:rPr>
+                <w:rFonts w:ascii="Times New Roman" w:hAnsi="Times New Roman" w:cs="Times New Roman"/>
+                <w:sz w:val="16"/>
+                <w:szCs w:val="16"/>
+              </w:rPr>
+            </w:pPr>
+            <w:r>
+              <w:rPr>
+                <w:rFonts w:ascii="Times New Roman" w:hAnsi="Times New Roman" w:cs="Times New Roman"/>
+                <w:sz w:val="16"/>
+                <w:szCs w:val="16"/>
+              </w:rPr>
+              <w:t>Benguet</w:t>
+            </w:r>
+          </w:p>
+        </w:tc>
+        <w:tc>
+          <w:tcPr>
+            <w:tcW w:w="1037" w:type="dxa"/>
+            <w:vAlign w:val="center"/>
+          </w:tcPr>
+          <w:p>
+            <w:pPr>
+              <w:jc w:val="center"/>
+              <w:rPr>
+                <w:rFonts w:ascii="Times New Roman" w:hAnsi="Times New Roman" w:cs="Times New Roman"/>
+                <w:sz w:val="16"/>
+                <w:szCs w:val="16"/>
+              </w:rPr>
+            </w:pPr>
+            <w:r>
+              <w:rPr>
+                <w:rFonts w:ascii="Times New Roman" w:hAnsi="Times New Roman" w:cs="Times New Roman"/>
+                <w:color w:val="000000"/>
+                <w:sz w:val="16"/>
+                <w:szCs w:val="16"/>
+                <w:shd w:val="clear" w:color="auto" w:fill="FFFFFF"/>
+              </w:rPr>
+              <w:t>944,980</w:t>
+            </w:r>
+          </w:p>
+        </w:tc>
+        <w:tc>
+          <w:tcPr>
+            <w:tcW w:w="1037" w:type="dxa"/>
+            <w:vAlign w:val="center"/>
+          </w:tcPr>
+          <w:p>
+            <w:pPr>
+              <w:jc w:val="center"/>
+              <w:rPr>
+                <w:rFonts w:ascii="Times New Roman" w:hAnsi="Times New Roman" w:cs="Times New Roman"/>
+                <w:sz w:val="16"/>
+                <w:szCs w:val="16"/>
+              </w:rPr>
+            </w:pPr>
+            <w:r>
+              <w:rPr>
+                <w:rFonts w:ascii="Times New Roman" w:hAnsi="Times New Roman" w:cs="Times New Roman"/>
+                <w:sz w:val="16"/>
+                <w:szCs w:val="16"/>
+              </w:rPr>
+              <w:t>Philippines</w:t>
+            </w:r>
+          </w:p>
+        </w:tc>
+        <w:tc>
+          <w:tcPr>
+            <w:tcW w:w="1037" w:type="dxa"/>
+            <w:vAlign w:val="center"/>
+          </w:tcPr>
+          <w:p>
+            <w:pPr>
+              <w:jc w:val="center"/>
+              <w:rPr>
+                <w:rFonts w:ascii="Times New Roman" w:hAnsi="Times New Roman" w:cs="Times New Roman"/>
+                <w:sz w:val="16"/>
+                <w:szCs w:val="16"/>
+              </w:rPr>
+            </w:pPr>
+            <w:r>
+              <w:rPr>
+                <w:rFonts w:ascii="Times New Roman" w:hAnsi="Times New Roman" w:cs="Times New Roman"/>
+                <w:sz w:val="16"/>
+                <w:szCs w:val="16"/>
+              </w:rPr>
+              <w:t>Western Pacific</w:t>
+            </w:r>
+          </w:p>
+        </w:tc>
+        <w:tc>
+          <w:tcPr>
+            <w:tcW w:w="1037" w:type="dxa"/>
+            <w:vAlign w:val="center"/>
+          </w:tcPr>
+          <w:p>
+            <w:pPr>
+              <w:jc w:val="center"/>
+              <w:rPr>
+                <w:rFonts w:ascii="Times New Roman" w:hAnsi="Times New Roman" w:cs="Times New Roman"/>
+                <w:sz w:val="16"/>
+                <w:szCs w:val="16"/>
+              </w:rPr>
+            </w:pPr>
+            <w:r>
+              <w:rPr>
+                <w:rFonts w:ascii="Times New Roman" w:hAnsi="Times New Roman" w:cs="Times New Roman"/>
+                <w:sz w:val="16"/>
+                <w:szCs w:val="16"/>
+              </w:rPr>
+              <w:t>Medium-high</w:t>
+            </w:r>
+          </w:p>
+        </w:tc>
+      </w:tr>
+      <w:tr>
+        <w:trPr>
+          <w:trHeight w:val="403"/>
+        </w:trPr>
+        <w:tc>
+          <w:tcPr>
+            <w:tcW w:w="590" w:type="dxa"/>
+            <w:vAlign w:val="center"/>
+          </w:tcPr>
+          <w:p>
+            <w:pPr>
+              <w:jc w:val="center"/>
+              <w:rPr>
+                <w:rFonts w:ascii="Times New Roman" w:hAnsi="Times New Roman" w:cs="Times New Roman"/>
+                <w:sz w:val="16"/>
+                <w:szCs w:val="16"/>
+              </w:rPr>
+            </w:pPr>
+            <w:r>
+              <w:rPr>
+                <w:rFonts w:ascii="Times New Roman" w:hAnsi="Times New Roman" w:cs="Times New Roman"/>
+                <w:sz w:val="16"/>
+                <w:szCs w:val="16"/>
+              </w:rPr>
+              <w:t>7</w:t>
+            </w:r>
+          </w:p>
+        </w:tc>
+        <w:tc>
+          <w:tcPr>
+            <w:tcW w:w="1037" w:type="dxa"/>
+            <w:vAlign w:val="center"/>
+          </w:tcPr>
+          <w:p>
+            <w:pPr>
+              <w:jc w:val="center"/>
+              <w:rPr>
+                <w:rFonts w:ascii="Times New Roman" w:hAnsi="Times New Roman" w:cs="Times New Roman"/>
+                <w:sz w:val="16"/>
+                <w:szCs w:val="16"/>
+              </w:rPr>
+            </w:pPr>
+            <w:r>
+              <w:rPr>
+                <w:rFonts w:ascii="Times New Roman" w:hAnsi="Times New Roman" w:cs="Times New Roman"/>
+                <w:sz w:val="16"/>
+                <w:szCs w:val="16"/>
+              </w:rPr>
+              <w:t>La Union</w:t>
+            </w:r>
+          </w:p>
+        </w:tc>
+        <w:tc>
+          <w:tcPr>
+            <w:tcW w:w="1037" w:type="dxa"/>
+            <w:vAlign w:val="center"/>
+          </w:tcPr>
+          <w:p>
+            <w:pPr>
+              <w:jc w:val="center"/>
+              <w:rPr>
+                <w:rFonts w:ascii="Times New Roman" w:hAnsi="Times New Roman" w:cs="Times New Roman"/>
+                <w:sz w:val="16"/>
+                <w:szCs w:val="16"/>
+              </w:rPr>
+            </w:pPr>
+            <w:r>
+              <w:rPr>
+                <w:rFonts w:ascii="Times New Roman" w:hAnsi="Times New Roman" w:cs="Times New Roman"/>
+                <w:color w:val="000000"/>
+                <w:sz w:val="16"/>
+                <w:szCs w:val="16"/>
+              </w:rPr>
+              <w:t>838,390</w:t>
+            </w:r>
+          </w:p>
+        </w:tc>
+        <w:tc>
+          <w:tcPr>
+            <w:tcW w:w="1037" w:type="dxa"/>
+            <w:vAlign w:val="center"/>
+          </w:tcPr>
+          <w:p>
+            <w:pPr>
+              <w:jc w:val="center"/>
+              <w:rPr>
+                <w:rFonts w:ascii="Times New Roman" w:hAnsi="Times New Roman" w:cs="Times New Roman"/>
+                <w:sz w:val="16"/>
+                <w:szCs w:val="16"/>
+              </w:rPr>
+            </w:pPr>
+            <w:r>
+              <w:rPr>
+                <w:rFonts w:ascii="Times New Roman" w:hAnsi="Times New Roman" w:cs="Times New Roman"/>
+                <w:sz w:val="16"/>
+                <w:szCs w:val="16"/>
+              </w:rPr>
+              <w:t>Philippines</w:t>
+            </w:r>
+          </w:p>
+        </w:tc>
+        <w:tc>
+          <w:tcPr>
+            <w:tcW w:w="1037" w:type="dxa"/>
+            <w:vAlign w:val="center"/>
+          </w:tcPr>
+          <w:p>
+            <w:pPr>
+              <w:jc w:val="center"/>
+              <w:rPr>
+                <w:rFonts w:ascii="Times New Roman" w:hAnsi="Times New Roman" w:cs="Times New Roman"/>
+                <w:sz w:val="16"/>
+                <w:szCs w:val="16"/>
+              </w:rPr>
+            </w:pPr>
+            <w:r>
+              <w:rPr>
+                <w:rFonts w:ascii="Times New Roman" w:hAnsi="Times New Roman" w:cs="Times New Roman"/>
+                <w:sz w:val="16"/>
+                <w:szCs w:val="16"/>
+              </w:rPr>
+              <w:t>Western Pacific</w:t>
+            </w:r>
+          </w:p>
+        </w:tc>
+        <w:tc>
+          <w:tcPr>
+            <w:tcW w:w="1037" w:type="dxa"/>
+            <w:vAlign w:val="center"/>
+          </w:tcPr>
+          <w:p>
+            <w:pPr>
+              <w:jc w:val="center"/>
+              <w:rPr>
+                <w:rFonts w:ascii="Times New Roman" w:hAnsi="Times New Roman" w:cs="Times New Roman"/>
+                <w:sz w:val="16"/>
+                <w:szCs w:val="16"/>
+              </w:rPr>
+            </w:pPr>
+            <w:r>
+              <w:rPr>
+                <w:rFonts w:ascii="Times New Roman" w:hAnsi="Times New Roman" w:cs="Times New Roman"/>
+                <w:sz w:val="16"/>
+                <w:szCs w:val="16"/>
+              </w:rPr>
+              <w:t>High</w:t>
+            </w:r>
+          </w:p>
+        </w:tc>
+      </w:tr>
+      <w:tr>
+        <w:trPr>
+          <w:trHeight w:val="403"/>
+        </w:trPr>
+        <w:tc>
+          <w:tcPr>
+            <w:tcW w:w="590" w:type="dxa"/>
+            <w:vAlign w:val="center"/>
+          </w:tcPr>
+          <w:p>
+            <w:pPr>
+              <w:jc w:val="center"/>
+              <w:rPr>
+                <w:rFonts w:ascii="Times New Roman" w:hAnsi="Times New Roman" w:cs="Times New Roman"/>
+                <w:sz w:val="16"/>
+                <w:szCs w:val="16"/>
+              </w:rPr>
+            </w:pPr>
+            <w:r>
+              <w:rPr>
+                <w:rFonts w:ascii="Times New Roman" w:hAnsi="Times New Roman" w:cs="Times New Roman"/>
+                <w:sz w:val="16"/>
+                <w:szCs w:val="16"/>
+              </w:rPr>
+              <w:t>8</w:t>
+            </w:r>
+          </w:p>
+        </w:tc>
+        <w:tc>
+          <w:tcPr>
+            <w:tcW w:w="1037" w:type="dxa"/>
+            <w:vAlign w:val="center"/>
+          </w:tcPr>
+          <w:p>
+            <w:pPr>
+              <w:jc w:val="center"/>
+              <w:rPr>
+                <w:rFonts w:ascii="Times New Roman" w:hAnsi="Times New Roman" w:cs="Times New Roman"/>
+                <w:sz w:val="16"/>
+                <w:szCs w:val="16"/>
+              </w:rPr>
+            </w:pPr>
+            <w:proofErr w:type="spellStart"/>
+            <w:r>
+              <w:rPr>
+                <w:rFonts w:ascii="Times New Roman" w:hAnsi="Times New Roman" w:cs="Times New Roman"/>
+                <w:sz w:val="16"/>
+                <w:szCs w:val="16"/>
+              </w:rPr>
+              <w:t>Qiongshanshi</w:t>
+            </w:r>
+            <w:proofErr w:type="spellEnd"/>
+          </w:p>
+        </w:tc>
+        <w:tc>
+          <w:tcPr>
+            <w:tcW w:w="1037" w:type="dxa"/>
+            <w:vAlign w:val="center"/>
+          </w:tcPr>
+          <w:p>
+            <w:pPr>
+              <w:jc w:val="center"/>
+              <w:rPr>
+                <w:rFonts w:ascii="Times New Roman" w:hAnsi="Times New Roman" w:cs="Times New Roman"/>
+                <w:sz w:val="16"/>
+                <w:szCs w:val="16"/>
+              </w:rPr>
+            </w:pPr>
+            <w:r>
+              <w:rPr>
+                <w:rFonts w:ascii="Times New Roman" w:hAnsi="Times New Roman" w:cs="Times New Roman"/>
+                <w:color w:val="000000"/>
+                <w:sz w:val="16"/>
+                <w:szCs w:val="16"/>
+                <w:shd w:val="clear" w:color="auto" w:fill="FFFFFF"/>
+              </w:rPr>
+              <w:t>768,620</w:t>
+            </w:r>
+          </w:p>
+        </w:tc>
+        <w:tc>
+          <w:tcPr>
+            <w:tcW w:w="1037" w:type="dxa"/>
+            <w:vAlign w:val="center"/>
+          </w:tcPr>
+          <w:p>
+            <w:pPr>
+              <w:jc w:val="center"/>
+              <w:rPr>
+                <w:rFonts w:ascii="Times New Roman" w:hAnsi="Times New Roman" w:cs="Times New Roman"/>
+                <w:sz w:val="16"/>
+                <w:szCs w:val="16"/>
+              </w:rPr>
+            </w:pPr>
+            <w:r>
+              <w:rPr>
+                <w:rFonts w:ascii="Times New Roman" w:hAnsi="Times New Roman" w:cs="Times New Roman"/>
+                <w:sz w:val="16"/>
+                <w:szCs w:val="16"/>
+              </w:rPr>
+              <w:t>China</w:t>
+            </w:r>
+          </w:p>
+        </w:tc>
+        <w:tc>
+          <w:tcPr>
+            <w:tcW w:w="1037" w:type="dxa"/>
+            <w:vAlign w:val="center"/>
+          </w:tcPr>
+          <w:p>
+            <w:pPr>
+              <w:jc w:val="center"/>
+              <w:rPr>
+                <w:rFonts w:ascii="Times New Roman" w:hAnsi="Times New Roman" w:cs="Times New Roman"/>
+                <w:sz w:val="16"/>
+                <w:szCs w:val="16"/>
+              </w:rPr>
+            </w:pPr>
+            <w:r>
+              <w:rPr>
+                <w:rFonts w:ascii="Times New Roman" w:hAnsi="Times New Roman" w:cs="Times New Roman"/>
+                <w:sz w:val="16"/>
+                <w:szCs w:val="16"/>
+              </w:rPr>
+              <w:t>Western Pacific</w:t>
+            </w:r>
+          </w:p>
+        </w:tc>
+        <w:tc>
+          <w:tcPr>
+            <w:tcW w:w="1037" w:type="dxa"/>
+            <w:vAlign w:val="center"/>
+          </w:tcPr>
+          <w:p>
+            <w:pPr>
+              <w:jc w:val="center"/>
+              <w:rPr>
+                <w:rFonts w:ascii="Times New Roman" w:hAnsi="Times New Roman" w:cs="Times New Roman"/>
+                <w:sz w:val="16"/>
+                <w:szCs w:val="16"/>
+              </w:rPr>
+            </w:pPr>
+            <w:r>
+              <w:rPr>
+                <w:rFonts w:ascii="Times New Roman" w:hAnsi="Times New Roman" w:cs="Times New Roman"/>
+                <w:sz w:val="16"/>
+                <w:szCs w:val="16"/>
+              </w:rPr>
+              <w:t>Low</w:t>
+            </w:r>
+          </w:p>
+        </w:tc>
+      </w:tr>
+      <w:tr>
+        <w:trPr>
+          <w:trHeight w:val="403"/>
+        </w:trPr>
+        <w:tc>
+          <w:tcPr>
+            <w:tcW w:w="590" w:type="dxa"/>
+            <w:vAlign w:val="center"/>
+          </w:tcPr>
+          <w:p>
+            <w:pPr>
+              <w:jc w:val="center"/>
+              <w:rPr>
+                <w:rFonts w:ascii="Times New Roman" w:hAnsi="Times New Roman" w:cs="Times New Roman"/>
+                <w:sz w:val="16"/>
+                <w:szCs w:val="16"/>
+              </w:rPr>
+            </w:pPr>
+            <w:r>
+              <w:rPr>
+                <w:rFonts w:ascii="Times New Roman" w:hAnsi="Times New Roman" w:cs="Times New Roman"/>
+                <w:sz w:val="16"/>
+                <w:szCs w:val="16"/>
+              </w:rPr>
+              <w:t>9</w:t>
+            </w:r>
+          </w:p>
+        </w:tc>
+        <w:tc>
+          <w:tcPr>
+            <w:tcW w:w="1037" w:type="dxa"/>
+            <w:vAlign w:val="center"/>
+          </w:tcPr>
+          <w:p>
+            <w:pPr>
+              <w:jc w:val="center"/>
+              <w:rPr>
+                <w:rFonts w:ascii="Times New Roman" w:hAnsi="Times New Roman" w:cs="Times New Roman"/>
+                <w:sz w:val="16"/>
+                <w:szCs w:val="16"/>
+              </w:rPr>
+            </w:pPr>
+            <w:r>
+              <w:rPr>
+                <w:rFonts w:ascii="Times New Roman" w:hAnsi="Times New Roman" w:cs="Times New Roman"/>
+                <w:sz w:val="16"/>
+                <w:szCs w:val="16"/>
+              </w:rPr>
+              <w:t>Polk</w:t>
+            </w:r>
+          </w:p>
+        </w:tc>
+        <w:tc>
+          <w:tcPr>
+            <w:tcW w:w="1037" w:type="dxa"/>
+            <w:vAlign w:val="center"/>
+          </w:tcPr>
+          <w:p>
+            <w:pPr>
+              <w:jc w:val="center"/>
+              <w:rPr>
+                <w:rFonts w:ascii="Times New Roman" w:hAnsi="Times New Roman" w:cs="Times New Roman"/>
+                <w:sz w:val="16"/>
+                <w:szCs w:val="16"/>
+              </w:rPr>
+            </w:pPr>
+            <w:r>
+              <w:rPr>
+                <w:rFonts w:ascii="Times New Roman" w:hAnsi="Times New Roman" w:cs="Times New Roman"/>
+                <w:color w:val="000000"/>
+                <w:sz w:val="16"/>
+                <w:szCs w:val="16"/>
+              </w:rPr>
+              <w:t>706.360</w:t>
+            </w:r>
+          </w:p>
+        </w:tc>
+        <w:tc>
+          <w:tcPr>
+            <w:tcW w:w="1037" w:type="dxa"/>
+            <w:vAlign w:val="center"/>
+          </w:tcPr>
+          <w:p>
+            <w:pPr>
+              <w:jc w:val="center"/>
+              <w:rPr>
+                <w:rFonts w:ascii="Times New Roman" w:hAnsi="Times New Roman" w:cs="Times New Roman"/>
+                <w:sz w:val="16"/>
+                <w:szCs w:val="16"/>
+              </w:rPr>
+            </w:pPr>
+            <w:r>
+              <w:rPr>
+                <w:rFonts w:ascii="Times New Roman" w:hAnsi="Times New Roman" w:cs="Times New Roman"/>
+                <w:sz w:val="16"/>
+                <w:szCs w:val="16"/>
+              </w:rPr>
+              <w:t>USA</w:t>
+            </w:r>
+          </w:p>
+        </w:tc>
+        <w:tc>
+          <w:tcPr>
+            <w:tcW w:w="1037" w:type="dxa"/>
+            <w:vAlign w:val="center"/>
+          </w:tcPr>
+          <w:p>
+            <w:pPr>
+              <w:jc w:val="center"/>
+              <w:rPr>
+                <w:rFonts w:ascii="Times New Roman" w:hAnsi="Times New Roman" w:cs="Times New Roman"/>
+                <w:sz w:val="16"/>
+                <w:szCs w:val="16"/>
+              </w:rPr>
+            </w:pPr>
+            <w:r>
+              <w:rPr>
+                <w:rFonts w:ascii="Times New Roman" w:hAnsi="Times New Roman" w:cs="Times New Roman"/>
+                <w:sz w:val="16"/>
+                <w:szCs w:val="16"/>
+              </w:rPr>
+              <w:t>Americas</w:t>
+            </w:r>
+          </w:p>
+        </w:tc>
+        <w:tc>
+          <w:tcPr>
+            <w:tcW w:w="1037" w:type="dxa"/>
+            <w:vAlign w:val="center"/>
+          </w:tcPr>
+          <w:p>
+            <w:pPr>
+              <w:jc w:val="center"/>
+              <w:rPr>
+                <w:rFonts w:ascii="Times New Roman" w:hAnsi="Times New Roman" w:cs="Times New Roman"/>
+                <w:sz w:val="16"/>
+                <w:szCs w:val="16"/>
+              </w:rPr>
+            </w:pPr>
+            <w:r>
+              <w:rPr>
+                <w:rFonts w:ascii="Times New Roman" w:hAnsi="Times New Roman" w:cs="Times New Roman"/>
+                <w:sz w:val="16"/>
+                <w:szCs w:val="16"/>
+              </w:rPr>
+              <w:t>Low-Medium</w:t>
+            </w:r>
+          </w:p>
+        </w:tc>
+      </w:tr>
+      <w:tr>
+        <w:trPr>
+          <w:trHeight w:val="403"/>
+        </w:trPr>
+        <w:tc>
+          <w:tcPr>
+            <w:tcW w:w="590" w:type="dxa"/>
+            <w:vAlign w:val="center"/>
+          </w:tcPr>
+          <w:p>
+            <w:pPr>
+              <w:jc w:val="center"/>
+              <w:rPr>
+                <w:rFonts w:ascii="Times New Roman" w:hAnsi="Times New Roman" w:cs="Times New Roman"/>
+                <w:sz w:val="16"/>
+                <w:szCs w:val="16"/>
+              </w:rPr>
+            </w:pPr>
+            <w:r>
+              <w:rPr>
+                <w:rFonts w:ascii="Times New Roman" w:hAnsi="Times New Roman" w:cs="Times New Roman"/>
+                <w:sz w:val="16"/>
+                <w:szCs w:val="16"/>
+              </w:rPr>
+              <w:t>10</w:t>
+            </w:r>
+          </w:p>
+        </w:tc>
+        <w:tc>
+          <w:tcPr>
+            <w:tcW w:w="1037" w:type="dxa"/>
+            <w:vAlign w:val="center"/>
+          </w:tcPr>
+          <w:p>
+            <w:pPr>
+              <w:jc w:val="center"/>
+              <w:rPr>
+                <w:rFonts w:ascii="Times New Roman" w:hAnsi="Times New Roman" w:cs="Times New Roman"/>
+                <w:sz w:val="16"/>
+                <w:szCs w:val="16"/>
+              </w:rPr>
+            </w:pPr>
+            <w:r>
+              <w:rPr>
+                <w:rFonts w:ascii="Times New Roman" w:hAnsi="Times New Roman" w:cs="Times New Roman"/>
+                <w:sz w:val="16"/>
+                <w:szCs w:val="16"/>
+              </w:rPr>
+              <w:t>Zhonghe District</w:t>
+            </w:r>
+          </w:p>
+        </w:tc>
+        <w:tc>
+          <w:tcPr>
+            <w:tcW w:w="1037" w:type="dxa"/>
+            <w:vAlign w:val="center"/>
+          </w:tcPr>
+          <w:p>
+            <w:pPr>
+              <w:jc w:val="center"/>
+              <w:rPr>
+                <w:rFonts w:ascii="Times New Roman" w:hAnsi="Times New Roman" w:cs="Times New Roman"/>
+                <w:sz w:val="16"/>
+                <w:szCs w:val="16"/>
+              </w:rPr>
+            </w:pPr>
+            <w:r>
+              <w:rPr>
+                <w:rFonts w:ascii="Times New Roman" w:hAnsi="Times New Roman" w:cs="Times New Roman"/>
+                <w:color w:val="000000"/>
+                <w:sz w:val="16"/>
+                <w:szCs w:val="16"/>
+                <w:shd w:val="clear" w:color="auto" w:fill="FFFFFF"/>
+              </w:rPr>
+              <w:t>691,750</w:t>
+            </w:r>
+          </w:p>
+        </w:tc>
+        <w:tc>
+          <w:tcPr>
+            <w:tcW w:w="1037" w:type="dxa"/>
+            <w:vAlign w:val="center"/>
+          </w:tcPr>
+          <w:p>
+            <w:pPr>
+              <w:jc w:val="center"/>
+              <w:rPr>
+                <w:rFonts w:ascii="Times New Roman" w:hAnsi="Times New Roman" w:cs="Times New Roman"/>
+                <w:sz w:val="16"/>
+                <w:szCs w:val="16"/>
+              </w:rPr>
+            </w:pPr>
+            <w:r>
+              <w:rPr>
+                <w:rFonts w:ascii="Times New Roman" w:hAnsi="Times New Roman" w:cs="Times New Roman"/>
+                <w:sz w:val="16"/>
+                <w:szCs w:val="16"/>
+              </w:rPr>
+              <w:t>Taiwan</w:t>
+            </w:r>
+          </w:p>
+        </w:tc>
+        <w:tc>
+          <w:tcPr>
+            <w:tcW w:w="1037" w:type="dxa"/>
+            <w:vAlign w:val="center"/>
+          </w:tcPr>
+          <w:p>
+            <w:pPr>
+              <w:jc w:val="center"/>
+              <w:rPr>
+                <w:rFonts w:ascii="Times New Roman" w:hAnsi="Times New Roman" w:cs="Times New Roman"/>
+                <w:sz w:val="16"/>
+                <w:szCs w:val="16"/>
+              </w:rPr>
+            </w:pPr>
+            <w:r>
+              <w:rPr>
+                <w:rFonts w:ascii="Times New Roman" w:hAnsi="Times New Roman" w:cs="Times New Roman"/>
+                <w:sz w:val="16"/>
+                <w:szCs w:val="16"/>
+              </w:rPr>
+              <w:t>Western Pacific</w:t>
+            </w:r>
+          </w:p>
+        </w:tc>
+        <w:tc>
+          <w:tcPr>
+            <w:tcW w:w="1037" w:type="dxa"/>
+            <w:vAlign w:val="center"/>
+          </w:tcPr>
+          <w:p>
+            <w:pPr>
+              <w:jc w:val="center"/>
+              <w:rPr>
+                <w:rFonts w:ascii="Times New Roman" w:hAnsi="Times New Roman" w:cs="Times New Roman"/>
+                <w:sz w:val="16"/>
+                <w:szCs w:val="16"/>
+              </w:rPr>
+            </w:pPr>
+            <w:r>
+              <w:rPr>
+                <w:rFonts w:ascii="Times New Roman" w:hAnsi="Times New Roman" w:cs="Times New Roman"/>
+                <w:sz w:val="16"/>
+                <w:szCs w:val="16"/>
+              </w:rPr>
+              <w:t>Low-Medium</w:t>
+            </w:r>
+          </w:p>
+        </w:tc>
+      </w:tr>
+    </w:tbl>
+    <w:p>
+      <w:pPr>
+        <w:rPr>
+          <w:rFonts w:ascii="Times New Roman" w:hAnsi="Times New Roman" w:cs="Times New Roman"/>
+          <w:sz w:val="16"/>
+          <w:szCs w:val="16"/>
+        </w:rPr>
+      </w:pPr>
+    </w:p>
     <w:sectPr>
       <w:pgSz w:w="12240" w:h="15840"/>
       <w:pgMar w:top="1440" w:right="1440" w:bottom="1440" w:left="1440" w:header="720" w:footer="720" w:gutter="0"/>
